--- a/modul_praktikum/Pertemuan_07_Katalog_Menu_Tenant_Modifier_Stok_dan_Public_Catalog.docx
+++ b/modul_praktikum/Pertemuan_07_Katalog_Menu_Tenant_Modifier_Stok_dan_Public_Catalog.docx
@@ -87,7 +87,7 @@
           <w:color w:val="0B2545"/>
           <w:sz w:val="21"/>
         </w:rPr>
-        <w:t>14 pertemuan × 6 jam = 84 jam untuk menghasilkan MVP yang dapat didemokan, diuji, dan disiapkan menuju deployment.</w:t>
+        <w:t>14 pertemuan × 3,5 jam efektif di kelas = 49 jam (ditambah tugas mandiri di luar kelas) untuk menghasilkan MVP yang dapat didemokan, diuji, dan disiapkan menuju deployment.</w:t>
       </w:r>
     </w:p>
     <w:tbl>
@@ -554,7 +554,7 @@
                 <w:color w:val="1F2937"/>
                 <w:sz w:val="16"/>
               </w:rPr>
-              <w:t>360 menit (6 jam)</w:t>
+              <w:t>210 menit efektif di kelas (3 jam 30 menit); tugas mandiri di luar kelas hingga 120 menit (2 jam)</w:t>
             </w:r>
           </w:p>
         </w:tc>
@@ -818,7 +818,7 @@
         <w:pStyle w:val="Heading3"/>
       </w:pPr>
       <w:r>
-        <w:t>Pengetahuan Teknis Laravel 13 yang Wajib Dikuasai</w:t>
+        <w:t>Pengetahuan Teknis dan Penjelasan Mandiri (Laravel 13)</w:t>
       </w:r>
     </w:p>
     <w:p>
@@ -931,14 +931,6 @@
     </w:p>
     <w:p>
       <w:pPr>
-        <w:pStyle w:val="Heading3"/>
-      </w:pPr>
-      <w:r>
-        <w:t>Penjelasan Mandiri: Konsep, Cara Kerja, dan Aturan Implementasi</w:t>
-      </w:r>
-    </w:p>
-    <w:p>
-      <w:pPr>
         <w:pStyle w:val="CalloutConcept"/>
         <w:shd w:fill="EAF2FF" w:val="clear"/>
         <w:pBdr>
@@ -1002,1822 +994,1322 @@
     <w:p>
       <w:pPr>
         <w:pStyle w:val="CodeHeader"/>
-        <w:shd w:fill="2D2D30"/>
         <w:keepNext/>
         <w:pBdr>
-          <w:left w:val="single" w:sz="4" w:space="8" w:color="2D2D30"/>
+          <w:left w:val="single" w:sz="12" w:space="8" w:color="B8DDE0"/>
         </w:pBdr>
+        <w:shd w:val="clear" w:color="auto" w:fill="E4EAED"/>
       </w:pPr>
       <w:r>
-        <w:t>CONTOH MANDIRI — app/Services/MenuImageService.php   •   PHP</w:t>
+        <w:rPr>
+          <w:rFonts w:ascii="Consolas" w:hAnsi="Consolas"/>
+          <w:b/>
+          <w:color w:val="262626"/>
+          <w:sz w:val="16"/>
+        </w:rPr>
+        <w:t xml:space="preserve">CONTOH MANDIRI — app/Services/MenuImageService.php   •   PHP</w:t>
       </w:r>
     </w:p>
     <w:p>
       <w:pPr>
         <w:pStyle w:val="CodeBlock"/>
-        <w:shd w:fill="1E1E1E"/>
         <w:keepLines/>
         <w:pBdr>
-          <w:left w:val="single" w:sz="4" w:space="8" w:color="1E1E1E"/>
+          <w:left w:val="single" w:sz="12" w:space="8" w:color="B8DDE0"/>
         </w:pBdr>
+        <w:shd w:val="clear" w:color="auto" w:fill="F2F3F7"/>
       </w:pPr>
       <w:r>
         <w:rPr>
-          <w:rFonts w:ascii="Consolas" w:hAnsi="Consolas" w:eastAsia="Consolas"/>
-          <w:color w:val="9CDCFE"/>
+          <w:rFonts w:ascii="Consolas" w:hAnsi="Consolas"/>
+          <w:color w:val="660E7A"/>
           <w:sz w:val="16"/>
         </w:rPr>
-        <w:t>$encoded</w:t>
-      </w:r>
-      <w:r>
-        <w:rPr>
-          <w:rFonts w:ascii="Consolas" w:hAnsi="Consolas" w:eastAsia="Consolas"/>
-          <w:color w:val="D4D4D4"/>
+        <w:t xml:space="preserve">$encoded</w:t>
+      </w:r>
+      <w:r>
+        <w:rPr>
+          <w:rFonts w:ascii="Consolas" w:hAnsi="Consolas"/>
+          <w:color w:val="262626"/>
           <w:sz w:val="16"/>
         </w:rPr>
+        <w:t xml:space="preserve"> = </w:t>
+      </w:r>
+      <w:r>
+        <w:rPr>
+          <w:rFonts w:ascii="Consolas" w:hAnsi="Consolas"/>
+          <w:color w:val="267F99"/>
+          <w:sz w:val="16"/>
+        </w:rPr>
+        <w:t xml:space="preserve">Image</w:t>
+      </w:r>
+      <w:r>
+        <w:rPr>
+          <w:rFonts w:ascii="Consolas" w:hAnsi="Consolas"/>
+          <w:color w:val="262626"/>
+          <w:sz w:val="16"/>
+        </w:rPr>
+        <w:t xml:space="preserve">::</w:t>
+      </w:r>
+      <w:r>
+        <w:rPr>
+          <w:rFonts w:ascii="Consolas" w:hAnsi="Consolas"/>
+          <w:color w:val="795E26"/>
+          <w:sz w:val="16"/>
+        </w:rPr>
+        <w:t xml:space="preserve">read</w:t>
+      </w:r>
+      <w:r>
+        <w:rPr>
+          <w:rFonts w:ascii="Consolas" w:hAnsi="Consolas"/>
+          <w:color w:val="262626"/>
+          <w:sz w:val="16"/>
+        </w:rPr>
+        <w:t xml:space="preserve">(</w:t>
+      </w:r>
+      <w:r>
+        <w:br/>
+      </w:r>
+      <w:r>
+        <w:rPr>
+          <w:rFonts w:ascii="Consolas" w:hAnsi="Consolas"/>
+          <w:color w:val="262626"/>
+          <w:sz w:val="16"/>
+        </w:rPr>
+        <w:t xml:space="preserve">    </w:t>
+      </w:r>
+      <w:r>
+        <w:rPr>
+          <w:rFonts w:ascii="Consolas" w:hAnsi="Consolas"/>
+          <w:color w:val="660E7A"/>
+          <w:sz w:val="16"/>
+        </w:rPr>
+        <w:t xml:space="preserve">$request</w:t>
+      </w:r>
+      <w:r>
+        <w:rPr>
+          <w:rFonts w:ascii="Consolas" w:hAnsi="Consolas"/>
+          <w:color w:val="262626"/>
+          <w:sz w:val="16"/>
+        </w:rPr>
+        <w:t xml:space="preserve">-&gt;</w:t>
+      </w:r>
+      <w:r>
+        <w:rPr>
+          <w:rFonts w:ascii="Consolas" w:hAnsi="Consolas"/>
+          <w:color w:val="795E26"/>
+          <w:sz w:val="16"/>
+        </w:rPr>
+        <w:t xml:space="preserve">file</w:t>
+      </w:r>
+      <w:r>
+        <w:rPr>
+          <w:rFonts w:ascii="Consolas" w:hAnsi="Consolas"/>
+          <w:color w:val="262626"/>
+          <w:sz w:val="16"/>
+        </w:rPr>
+        <w:t xml:space="preserve">(</w:t>
+      </w:r>
+      <w:r>
+        <w:rPr>
+          <w:rFonts w:ascii="Consolas" w:hAnsi="Consolas"/>
+          <w:color w:val="00733B"/>
+          <w:sz w:val="16"/>
+        </w:rPr>
+        <w:t xml:space="preserve">'photo'</w:t>
+      </w:r>
+      <w:r>
+        <w:rPr>
+          <w:rFonts w:ascii="Consolas" w:hAnsi="Consolas"/>
+          <w:color w:val="262626"/>
+          <w:sz w:val="16"/>
+        </w:rPr>
+        <w:t xml:space="preserve">)-&gt;</w:t>
+      </w:r>
+      <w:r>
+        <w:rPr>
+          <w:rFonts w:ascii="Consolas" w:hAnsi="Consolas"/>
+          <w:color w:val="795E26"/>
+          <w:sz w:val="16"/>
+        </w:rPr>
+        <w:t xml:space="preserve">getRealPath</w:t>
+      </w:r>
+      <w:r>
+        <w:rPr>
+          <w:rFonts w:ascii="Consolas" w:hAnsi="Consolas"/>
+          <w:color w:val="262626"/>
+          <w:sz w:val="16"/>
+        </w:rPr>
+        <w:t xml:space="preserve">(),</w:t>
+      </w:r>
+      <w:r>
+        <w:br/>
+      </w:r>
+      <w:r>
+        <w:rPr>
+          <w:rFonts w:ascii="Consolas" w:hAnsi="Consolas"/>
+          <w:color w:val="262626"/>
+          <w:sz w:val="16"/>
+        </w:rPr>
+        <w:t xml:space="preserve">)</w:t>
+      </w:r>
+      <w:r>
+        <w:br/>
+      </w:r>
+      <w:r>
+        <w:rPr>
+          <w:rFonts w:ascii="Consolas" w:hAnsi="Consolas"/>
+          <w:color w:val="262626"/>
+          <w:sz w:val="16"/>
+        </w:rPr>
+        <w:t xml:space="preserve">    -&gt;</w:t>
+      </w:r>
+      <w:r>
+        <w:rPr>
+          <w:rFonts w:ascii="Consolas" w:hAnsi="Consolas"/>
+          <w:color w:val="795E26"/>
+          <w:sz w:val="16"/>
+        </w:rPr>
+        <w:t xml:space="preserve">scaleDown</w:t>
+      </w:r>
+      <w:r>
+        <w:rPr>
+          <w:rFonts w:ascii="Consolas" w:hAnsi="Consolas"/>
+          <w:color w:val="262626"/>
+          <w:sz w:val="16"/>
+        </w:rPr>
+        <w:t xml:space="preserve">(</w:t>
+      </w:r>
+      <w:r>
+        <w:rPr>
+          <w:rFonts w:ascii="Consolas" w:hAnsi="Consolas"/>
+          <w:color w:val="660E7A"/>
+          <w:sz w:val="16"/>
+        </w:rPr>
+        <w:t xml:space="preserve">width</w:t>
+      </w:r>
+      <w:r>
+        <w:rPr>
+          <w:rFonts w:ascii="Consolas" w:hAnsi="Consolas"/>
+          <w:color w:val="262626"/>
+          <w:sz w:val="16"/>
+        </w:rPr>
+        <w:t xml:space="preserve">: </w:t>
+      </w:r>
+      <w:r>
+        <w:rPr>
+          <w:rFonts w:ascii="Consolas" w:hAnsi="Consolas"/>
+          <w:color w:val="0073E6"/>
+          <w:sz w:val="16"/>
+        </w:rPr>
+        <w:t xml:space="preserve">1600</w:t>
+      </w:r>
+      <w:r>
+        <w:rPr>
+          <w:rFonts w:ascii="Consolas" w:hAnsi="Consolas"/>
+          <w:color w:val="262626"/>
+          <w:sz w:val="16"/>
+        </w:rPr>
+        <w:t xml:space="preserve">, </w:t>
+      </w:r>
+      <w:r>
+        <w:rPr>
+          <w:rFonts w:ascii="Consolas" w:hAnsi="Consolas"/>
+          <w:color w:val="660E7A"/>
+          <w:sz w:val="16"/>
+        </w:rPr>
+        <w:t xml:space="preserve">height</w:t>
+      </w:r>
+      <w:r>
+        <w:rPr>
+          <w:rFonts w:ascii="Consolas" w:hAnsi="Consolas"/>
+          <w:color w:val="262626"/>
+          <w:sz w:val="16"/>
+        </w:rPr>
+        <w:t xml:space="preserve">: </w:t>
+      </w:r>
+      <w:r>
+        <w:rPr>
+          <w:rFonts w:ascii="Consolas" w:hAnsi="Consolas"/>
+          <w:color w:val="0073E6"/>
+          <w:sz w:val="16"/>
+        </w:rPr>
+        <w:t xml:space="preserve">1600</w:t>
+      </w:r>
+      <w:r>
+        <w:rPr>
+          <w:rFonts w:ascii="Consolas" w:hAnsi="Consolas"/>
+          <w:color w:val="262626"/>
+          <w:sz w:val="16"/>
+        </w:rPr>
+        <w:t xml:space="preserve">)</w:t>
+      </w:r>
+      <w:r>
+        <w:br/>
+      </w:r>
+      <w:r>
+        <w:rPr>
+          <w:rFonts w:ascii="Consolas" w:hAnsi="Consolas"/>
+          <w:color w:val="262626"/>
+          <w:sz w:val="16"/>
+        </w:rPr>
+        <w:t xml:space="preserve">    -&gt;</w:t>
+      </w:r>
+      <w:r>
+        <w:rPr>
+          <w:rFonts w:ascii="Consolas" w:hAnsi="Consolas"/>
+          <w:color w:val="795E26"/>
+          <w:sz w:val="16"/>
+        </w:rPr>
+        <w:t xml:space="preserve">toWebp</w:t>
+      </w:r>
+      <w:r>
+        <w:rPr>
+          <w:rFonts w:ascii="Consolas" w:hAnsi="Consolas"/>
+          <w:color w:val="262626"/>
+          <w:sz w:val="16"/>
+        </w:rPr>
+        <w:t xml:space="preserve">(</w:t>
+      </w:r>
+      <w:r>
+        <w:rPr>
+          <w:rFonts w:ascii="Consolas" w:hAnsi="Consolas"/>
+          <w:color w:val="660E7A"/>
+          <w:sz w:val="16"/>
+        </w:rPr>
+        <w:t xml:space="preserve">quality</w:t>
+      </w:r>
+      <w:r>
+        <w:rPr>
+          <w:rFonts w:ascii="Consolas" w:hAnsi="Consolas"/>
+          <w:color w:val="262626"/>
+          <w:sz w:val="16"/>
+        </w:rPr>
+        <w:t xml:space="preserve">: </w:t>
+      </w:r>
+      <w:r>
+        <w:rPr>
+          <w:rFonts w:ascii="Consolas" w:hAnsi="Consolas"/>
+          <w:color w:val="0073E6"/>
+          <w:sz w:val="16"/>
+        </w:rPr>
+        <w:t xml:space="preserve">82</w:t>
+      </w:r>
+      <w:r>
+        <w:rPr>
+          <w:rFonts w:ascii="Consolas" w:hAnsi="Consolas"/>
+          <w:color w:val="262626"/>
+          <w:sz w:val="16"/>
+        </w:rPr>
+        <w:t xml:space="preserve">);</w:t>
+      </w:r>
+      <w:r>
+        <w:br/>
+      </w:r>
+      <w:r>
+        <w:br/>
+      </w:r>
+      <w:r>
+        <w:rPr>
+          <w:rFonts w:ascii="Consolas" w:hAnsi="Consolas"/>
+          <w:color w:val="660E7A"/>
+          <w:sz w:val="16"/>
+        </w:rPr>
+        <w:t xml:space="preserve">$path</w:t>
+      </w:r>
+      <w:r>
+        <w:rPr>
+          <w:rFonts w:ascii="Consolas" w:hAnsi="Consolas"/>
+          <w:color w:val="262626"/>
+          <w:sz w:val="16"/>
+        </w:rPr>
+        <w:t xml:space="preserve"> = </w:t>
+      </w:r>
+      <w:r>
+        <w:rPr>
+          <w:rFonts w:ascii="Consolas" w:hAnsi="Consolas"/>
+          <w:color w:val="795E26"/>
+          <w:sz w:val="16"/>
+        </w:rPr>
+        <w:t xml:space="preserve">sprintf</w:t>
+      </w:r>
+      <w:r>
+        <w:rPr>
+          <w:rFonts w:ascii="Consolas" w:hAnsi="Consolas"/>
+          <w:color w:val="262626"/>
+          <w:sz w:val="16"/>
+        </w:rPr>
+        <w:t xml:space="preserve">(</w:t>
+      </w:r>
+      <w:r>
+        <w:br/>
+      </w:r>
+      <w:r>
+        <w:rPr>
+          <w:rFonts w:ascii="Consolas" w:hAnsi="Consolas"/>
+          <w:color w:val="262626"/>
+          <w:sz w:val="16"/>
+        </w:rPr>
+        <w:t xml:space="preserve">    </w:t>
+      </w:r>
+      <w:r>
+        <w:rPr>
+          <w:rFonts w:ascii="Consolas" w:hAnsi="Consolas"/>
+          <w:color w:val="00733B"/>
+          <w:sz w:val="16"/>
+        </w:rPr>
+        <w:t xml:space="preserve">'tenants/%d/menus/%s.webp'</w:t>
+      </w:r>
+      <w:r>
+        <w:rPr>
+          <w:rFonts w:ascii="Consolas" w:hAnsi="Consolas"/>
+          <w:color w:val="262626"/>
+          <w:sz w:val="16"/>
+        </w:rPr>
+        <w:t xml:space="preserve">,</w:t>
+      </w:r>
+      <w:r>
+        <w:br/>
+      </w:r>
+      <w:r>
+        <w:rPr>
+          <w:rFonts w:ascii="Consolas" w:hAnsi="Consolas"/>
+          <w:color w:val="262626"/>
+          <w:sz w:val="16"/>
+        </w:rPr>
+        <w:t xml:space="preserve">    </w:t>
+      </w:r>
+      <w:r>
+        <w:rPr>
+          <w:rFonts w:ascii="Consolas" w:hAnsi="Consolas"/>
+          <w:color w:val="660E7A"/>
+          <w:sz w:val="16"/>
+        </w:rPr>
+        <w:t xml:space="preserve">$tenantId</w:t>
+      </w:r>
+      <w:r>
+        <w:rPr>
+          <w:rFonts w:ascii="Consolas" w:hAnsi="Consolas"/>
+          <w:color w:val="262626"/>
+          <w:sz w:val="16"/>
+        </w:rPr>
+        <w:t xml:space="preserve">,</w:t>
+      </w:r>
+      <w:r>
+        <w:br/>
+      </w:r>
+      <w:r>
+        <w:rPr>
+          <w:rFonts w:ascii="Consolas" w:hAnsi="Consolas"/>
+          <w:color w:val="262626"/>
+          <w:sz w:val="16"/>
+        </w:rPr>
+        <w:t xml:space="preserve">    (</w:t>
+      </w:r>
+      <w:r>
+        <w:rPr>
+          <w:rFonts w:ascii="Consolas" w:hAnsi="Consolas"/>
+          <w:b/>
+          <w:color w:val="000080"/>
+          <w:sz w:val="16"/>
+        </w:rPr>
+        <w:t xml:space="preserve">string</w:t>
+      </w:r>
+      <w:r>
+        <w:rPr>
+          <w:rFonts w:ascii="Consolas" w:hAnsi="Consolas"/>
+          <w:color w:val="262626"/>
+          <w:sz w:val="16"/>
+        </w:rPr>
+        <w:t xml:space="preserve">) </w:t>
+      </w:r>
+      <w:r>
+        <w:rPr>
+          <w:rFonts w:ascii="Consolas" w:hAnsi="Consolas"/>
+          <w:color w:val="267F99"/>
+          <w:sz w:val="16"/>
+        </w:rPr>
+        <w:t xml:space="preserve">Str</w:t>
+      </w:r>
+      <w:r>
+        <w:rPr>
+          <w:rFonts w:ascii="Consolas" w:hAnsi="Consolas"/>
+          <w:color w:val="262626"/>
+          <w:sz w:val="16"/>
+        </w:rPr>
+        <w:t xml:space="preserve">::</w:t>
+      </w:r>
+      <w:r>
+        <w:rPr>
+          <w:rFonts w:ascii="Consolas" w:hAnsi="Consolas"/>
+          <w:color w:val="795E26"/>
+          <w:sz w:val="16"/>
+        </w:rPr>
+        <w:t xml:space="preserve">uuid</w:t>
+      </w:r>
+      <w:r>
+        <w:rPr>
+          <w:rFonts w:ascii="Consolas" w:hAnsi="Consolas"/>
+          <w:color w:val="262626"/>
+          <w:sz w:val="16"/>
+        </w:rPr>
+        <w:t xml:space="preserve">(),</w:t>
+      </w:r>
+      <w:r>
+        <w:br/>
+      </w:r>
+      <w:r>
+        <w:rPr>
+          <w:rFonts w:ascii="Consolas" w:hAnsi="Consolas"/>
+          <w:color w:val="262626"/>
+          <w:sz w:val="16"/>
+        </w:rPr>
+        <w:t xml:space="preserve">);</w:t>
+      </w:r>
+      <w:r>
+        <w:br/>
+      </w:r>
+      <w:r>
+        <w:br/>
+      </w:r>
+      <w:r>
+        <w:rPr>
+          <w:rFonts w:ascii="Consolas" w:hAnsi="Consolas"/>
+          <w:color w:val="267F99"/>
+          <w:sz w:val="16"/>
+        </w:rPr>
+        <w:t xml:space="preserve">Storage</w:t>
+      </w:r>
+      <w:r>
+        <w:rPr>
+          <w:rFonts w:ascii="Consolas" w:hAnsi="Consolas"/>
+          <w:color w:val="262626"/>
+          <w:sz w:val="16"/>
+        </w:rPr>
+        <w:t xml:space="preserve">::</w:t>
+      </w:r>
+      <w:r>
+        <w:rPr>
+          <w:rFonts w:ascii="Consolas" w:hAnsi="Consolas"/>
+          <w:color w:val="795E26"/>
+          <w:sz w:val="16"/>
+        </w:rPr>
+        <w:t xml:space="preserve">disk</w:t>
+      </w:r>
+      <w:r>
+        <w:rPr>
+          <w:rFonts w:ascii="Consolas" w:hAnsi="Consolas"/>
+          <w:color w:val="262626"/>
+          <w:sz w:val="16"/>
+        </w:rPr>
+        <w:t xml:space="preserve">(</w:t>
+      </w:r>
+      <w:r>
+        <w:rPr>
+          <w:rFonts w:ascii="Consolas" w:hAnsi="Consolas"/>
+          <w:color w:val="00733B"/>
+          <w:sz w:val="16"/>
+        </w:rPr>
+        <w:t xml:space="preserve">'public'</w:t>
+      </w:r>
+      <w:r>
+        <w:rPr>
+          <w:rFonts w:ascii="Consolas" w:hAnsi="Consolas"/>
+          <w:color w:val="262626"/>
+          <w:sz w:val="16"/>
+        </w:rPr>
+        <w:t xml:space="preserve">)-&gt;</w:t>
+      </w:r>
+      <w:r>
+        <w:rPr>
+          <w:rFonts w:ascii="Consolas" w:hAnsi="Consolas"/>
+          <w:color w:val="795E26"/>
+          <w:sz w:val="16"/>
+        </w:rPr>
+        <w:t xml:space="preserve">put</w:t>
+      </w:r>
+      <w:r>
+        <w:rPr>
+          <w:rFonts w:ascii="Consolas" w:hAnsi="Consolas"/>
+          <w:color w:val="262626"/>
+          <w:sz w:val="16"/>
+        </w:rPr>
+        <w:t xml:space="preserve">(</w:t>
+      </w:r>
+      <w:r>
+        <w:br/>
+      </w:r>
+      <w:r>
+        <w:rPr>
+          <w:rFonts w:ascii="Consolas" w:hAnsi="Consolas"/>
+          <w:color w:val="262626"/>
+          <w:sz w:val="16"/>
+        </w:rPr>
+        <w:t xml:space="preserve">    </w:t>
+      </w:r>
+      <w:r>
+        <w:rPr>
+          <w:rFonts w:ascii="Consolas" w:hAnsi="Consolas"/>
+          <w:color w:val="660E7A"/>
+          <w:sz w:val="16"/>
+        </w:rPr>
+        <w:t xml:space="preserve">$path</w:t>
+      </w:r>
+      <w:r>
+        <w:rPr>
+          <w:rFonts w:ascii="Consolas" w:hAnsi="Consolas"/>
+          <w:color w:val="262626"/>
+          <w:sz w:val="16"/>
+        </w:rPr>
+        <w:t xml:space="preserve">,</w:t>
+      </w:r>
+      <w:r>
+        <w:br/>
+      </w:r>
+      <w:r>
+        <w:rPr>
+          <w:rFonts w:ascii="Consolas" w:hAnsi="Consolas"/>
+          <w:color w:val="262626"/>
+          <w:sz w:val="16"/>
+        </w:rPr>
+        <w:t xml:space="preserve">    (</w:t>
+      </w:r>
+      <w:r>
+        <w:rPr>
+          <w:rFonts w:ascii="Consolas" w:hAnsi="Consolas"/>
+          <w:b/>
+          <w:color w:val="000080"/>
+          <w:sz w:val="16"/>
+        </w:rPr>
+        <w:t xml:space="preserve">string</w:t>
+      </w:r>
+      <w:r>
+        <w:rPr>
+          <w:rFonts w:ascii="Consolas" w:hAnsi="Consolas"/>
+          <w:color w:val="262626"/>
+          <w:sz w:val="16"/>
+        </w:rPr>
+        <w:t xml:space="preserve">) </w:t>
+      </w:r>
+      <w:r>
+        <w:rPr>
+          <w:rFonts w:ascii="Consolas" w:hAnsi="Consolas"/>
+          <w:color w:val="660E7A"/>
+          <w:sz w:val="16"/>
+        </w:rPr>
+        <w:t xml:space="preserve">$encoded</w:t>
+      </w:r>
+      <w:r>
+        <w:rPr>
+          <w:rFonts w:ascii="Consolas" w:hAnsi="Consolas"/>
+          <w:color w:val="262626"/>
+          <w:sz w:val="16"/>
+        </w:rPr>
+        <w:t xml:space="preserve">,</w:t>
+      </w:r>
+      <w:r>
+        <w:br/>
+      </w:r>
+      <w:r>
+        <w:rPr>
+          <w:rFonts w:ascii="Consolas" w:hAnsi="Consolas"/>
+          <w:color w:val="262626"/>
+          <w:sz w:val="16"/>
+        </w:rPr>
+        <w:t xml:space="preserve">);</w:t>
+      </w:r>
+      <w:r>
+        <w:br/>
+      </w:r>
+      <w:r>
+        <w:br/>
+      </w:r>
+      <w:r>
+        <w:rPr>
+          <w:rFonts w:ascii="Consolas" w:hAnsi="Consolas"/>
+          <w:b/>
+          <w:color w:val="000080"/>
+          <w:sz w:val="16"/>
+        </w:rPr>
+        <w:t xml:space="preserve">return</w:t>
+      </w:r>
+      <w:r>
+        <w:rPr>
+          <w:rFonts w:ascii="Consolas" w:hAnsi="Consolas"/>
+          <w:color w:val="262626"/>
+          <w:sz w:val="16"/>
+        </w:rPr>
         <w:t xml:space="preserve"> </w:t>
       </w:r>
       <w:r>
         <w:rPr>
-          <w:rFonts w:ascii="Consolas" w:hAnsi="Consolas" w:eastAsia="Consolas"/>
-          <w:color w:val="D4D4D4"/>
+          <w:rFonts w:ascii="Consolas" w:hAnsi="Consolas"/>
+          <w:color w:val="660E7A"/>
           <w:sz w:val="16"/>
         </w:rPr>
-        <w:t>=</w:t>
-      </w:r>
-      <w:r>
-        <w:rPr>
-          <w:rFonts w:ascii="Consolas" w:hAnsi="Consolas" w:eastAsia="Consolas"/>
-          <w:color w:val="D4D4D4"/>
+        <w:t xml:space="preserve">$path</w:t>
+      </w:r>
+      <w:r>
+        <w:rPr>
+          <w:rFonts w:ascii="Consolas" w:hAnsi="Consolas"/>
+          <w:color w:val="262626"/>
           <w:sz w:val="16"/>
         </w:rPr>
-        <w:t xml:space="preserve"> </w:t>
-      </w:r>
-      <w:r>
-        <w:rPr>
-          <w:rFonts w:ascii="Consolas" w:hAnsi="Consolas" w:eastAsia="Consolas"/>
-          <w:color w:val="4EC9B0"/>
-          <w:sz w:val="16"/>
-        </w:rPr>
-        <w:t>Image</w:t>
-      </w:r>
-      <w:r>
-        <w:rPr>
-          <w:rFonts w:ascii="Consolas" w:hAnsi="Consolas" w:eastAsia="Consolas"/>
-          <w:color w:val="D4D4D4"/>
-          <w:sz w:val="16"/>
-        </w:rPr>
-        <w:t>:</w:t>
-      </w:r>
-      <w:r>
-        <w:rPr>
-          <w:rFonts w:ascii="Consolas" w:hAnsi="Consolas" w:eastAsia="Consolas"/>
-          <w:color w:val="D4D4D4"/>
-          <w:sz w:val="16"/>
-        </w:rPr>
-        <w:t>:</w:t>
-      </w:r>
-      <w:r>
-        <w:rPr>
-          <w:rFonts w:ascii="Consolas" w:hAnsi="Consolas" w:eastAsia="Consolas"/>
-          <w:color w:val="DCDCAA"/>
-          <w:sz w:val="16"/>
-        </w:rPr>
-        <w:t>read</w:t>
-      </w:r>
-      <w:r>
-        <w:rPr>
-          <w:rFonts w:ascii="Consolas" w:hAnsi="Consolas" w:eastAsia="Consolas"/>
-          <w:color w:val="D4D4D4"/>
-          <w:sz w:val="16"/>
-        </w:rPr>
-        <w:t>(</w:t>
-      </w:r>
-      <w:r>
-        <w:rPr>
-          <w:rFonts w:ascii="Consolas" w:hAnsi="Consolas" w:eastAsia="Consolas"/>
-          <w:color w:val="D4D4D4"/>
-          <w:sz w:val="16"/>
-        </w:rPr>
-        <w:br/>
-        <w:t xml:space="preserve">    </w:t>
-      </w:r>
-      <w:r>
-        <w:rPr>
-          <w:rFonts w:ascii="Consolas" w:hAnsi="Consolas" w:eastAsia="Consolas"/>
-          <w:color w:val="9CDCFE"/>
-          <w:sz w:val="16"/>
-        </w:rPr>
-        <w:t>$request</w:t>
-      </w:r>
-      <w:r>
-        <w:rPr>
-          <w:rFonts w:ascii="Consolas" w:hAnsi="Consolas" w:eastAsia="Consolas"/>
-          <w:color w:val="D4D4D4"/>
-          <w:sz w:val="16"/>
-        </w:rPr>
-        <w:t>-</w:t>
-      </w:r>
-      <w:r>
-        <w:rPr>
-          <w:rFonts w:ascii="Consolas" w:hAnsi="Consolas" w:eastAsia="Consolas"/>
-          <w:color w:val="D4D4D4"/>
-          <w:sz w:val="16"/>
-        </w:rPr>
-        <w:t>&gt;</w:t>
-      </w:r>
-      <w:r>
-        <w:rPr>
-          <w:rFonts w:ascii="Consolas" w:hAnsi="Consolas" w:eastAsia="Consolas"/>
-          <w:color w:val="DCDCAA"/>
-          <w:sz w:val="16"/>
-        </w:rPr>
-        <w:t>file</w:t>
-      </w:r>
-      <w:r>
-        <w:rPr>
-          <w:rFonts w:ascii="Consolas" w:hAnsi="Consolas" w:eastAsia="Consolas"/>
-          <w:color w:val="D4D4D4"/>
-          <w:sz w:val="16"/>
-        </w:rPr>
-        <w:t>(</w:t>
-      </w:r>
-      <w:r>
-        <w:rPr>
-          <w:rFonts w:ascii="Consolas" w:hAnsi="Consolas" w:eastAsia="Consolas"/>
-          <w:color w:val="CE9178"/>
-          <w:sz w:val="16"/>
-        </w:rPr>
-        <w:t>'photo'</w:t>
-      </w:r>
-      <w:r>
-        <w:rPr>
-          <w:rFonts w:ascii="Consolas" w:hAnsi="Consolas" w:eastAsia="Consolas"/>
-          <w:color w:val="D4D4D4"/>
-          <w:sz w:val="16"/>
-        </w:rPr>
-        <w:t>)</w:t>
-      </w:r>
-      <w:r>
-        <w:rPr>
-          <w:rFonts w:ascii="Consolas" w:hAnsi="Consolas" w:eastAsia="Consolas"/>
-          <w:color w:val="D4D4D4"/>
-          <w:sz w:val="16"/>
-        </w:rPr>
-        <w:t>-</w:t>
-      </w:r>
-      <w:r>
-        <w:rPr>
-          <w:rFonts w:ascii="Consolas" w:hAnsi="Consolas" w:eastAsia="Consolas"/>
-          <w:color w:val="D4D4D4"/>
-          <w:sz w:val="16"/>
-        </w:rPr>
-        <w:t>&gt;</w:t>
-      </w:r>
-      <w:r>
-        <w:rPr>
-          <w:rFonts w:ascii="Consolas" w:hAnsi="Consolas" w:eastAsia="Consolas"/>
-          <w:color w:val="DCDCAA"/>
-          <w:sz w:val="16"/>
-        </w:rPr>
-        <w:t>getRealPath</w:t>
-      </w:r>
-      <w:r>
-        <w:rPr>
-          <w:rFonts w:ascii="Consolas" w:hAnsi="Consolas" w:eastAsia="Consolas"/>
-          <w:color w:val="D4D4D4"/>
-          <w:sz w:val="16"/>
-        </w:rPr>
-        <w:t>(</w:t>
-      </w:r>
-      <w:r>
-        <w:rPr>
-          <w:rFonts w:ascii="Consolas" w:hAnsi="Consolas" w:eastAsia="Consolas"/>
-          <w:color w:val="D4D4D4"/>
-          <w:sz w:val="16"/>
-        </w:rPr>
-        <w:t>)</w:t>
-      </w:r>
-      <w:r>
-        <w:rPr>
-          <w:rFonts w:ascii="Consolas" w:hAnsi="Consolas" w:eastAsia="Consolas"/>
-          <w:color w:val="D4D4D4"/>
-          <w:sz w:val="16"/>
-        </w:rPr>
-        <w:t>,</w:t>
-      </w:r>
-      <w:r>
-        <w:rPr>
-          <w:rFonts w:ascii="Consolas" w:hAnsi="Consolas" w:eastAsia="Consolas"/>
-          <w:color w:val="D4D4D4"/>
-          <w:sz w:val="16"/>
-        </w:rPr>
-        <w:br/>
-      </w:r>
-      <w:r>
-        <w:rPr>
-          <w:rFonts w:ascii="Consolas" w:hAnsi="Consolas" w:eastAsia="Consolas"/>
-          <w:color w:val="D4D4D4"/>
-          <w:sz w:val="16"/>
-        </w:rPr>
-        <w:t>)</w:t>
-      </w:r>
-      <w:r>
-        <w:rPr>
-          <w:rFonts w:ascii="Consolas" w:hAnsi="Consolas" w:eastAsia="Consolas"/>
-          <w:color w:val="D4D4D4"/>
-          <w:sz w:val="16"/>
-        </w:rPr>
-        <w:br/>
-        <w:t xml:space="preserve">    </w:t>
-      </w:r>
-      <w:r>
-        <w:rPr>
-          <w:rFonts w:ascii="Consolas" w:hAnsi="Consolas" w:eastAsia="Consolas"/>
-          <w:color w:val="D4D4D4"/>
-          <w:sz w:val="16"/>
-        </w:rPr>
-        <w:t>-</w:t>
-      </w:r>
-      <w:r>
-        <w:rPr>
-          <w:rFonts w:ascii="Consolas" w:hAnsi="Consolas" w:eastAsia="Consolas"/>
-          <w:color w:val="D4D4D4"/>
-          <w:sz w:val="16"/>
-        </w:rPr>
-        <w:t>&gt;</w:t>
-      </w:r>
-      <w:r>
-        <w:rPr>
-          <w:rFonts w:ascii="Consolas" w:hAnsi="Consolas" w:eastAsia="Consolas"/>
-          <w:color w:val="DCDCAA"/>
-          <w:sz w:val="16"/>
-        </w:rPr>
-        <w:t>scaleDown</w:t>
-      </w:r>
-      <w:r>
-        <w:rPr>
-          <w:rFonts w:ascii="Consolas" w:hAnsi="Consolas" w:eastAsia="Consolas"/>
-          <w:color w:val="D4D4D4"/>
-          <w:sz w:val="16"/>
-        </w:rPr>
-        <w:t>(</w:t>
-      </w:r>
-      <w:r>
-        <w:rPr>
-          <w:rFonts w:ascii="Consolas" w:hAnsi="Consolas" w:eastAsia="Consolas"/>
-          <w:color w:val="D4D4D4"/>
-          <w:sz w:val="16"/>
-        </w:rPr>
-        <w:t>width</w:t>
-      </w:r>
-      <w:r>
-        <w:rPr>
-          <w:rFonts w:ascii="Consolas" w:hAnsi="Consolas" w:eastAsia="Consolas"/>
-          <w:color w:val="D4D4D4"/>
-          <w:sz w:val="16"/>
-        </w:rPr>
-        <w:t>:</w:t>
-      </w:r>
-      <w:r>
-        <w:rPr>
-          <w:rFonts w:ascii="Consolas" w:hAnsi="Consolas" w:eastAsia="Consolas"/>
-          <w:color w:val="D4D4D4"/>
-          <w:sz w:val="16"/>
-        </w:rPr>
-        <w:t xml:space="preserve"> </w:t>
-      </w:r>
-      <w:r>
-        <w:rPr>
-          <w:rFonts w:ascii="Consolas" w:hAnsi="Consolas" w:eastAsia="Consolas"/>
-          <w:color w:val="D4D4D4"/>
-          <w:sz w:val="16"/>
-        </w:rPr>
-        <w:t>1600</w:t>
-      </w:r>
-      <w:r>
-        <w:rPr>
-          <w:rFonts w:ascii="Consolas" w:hAnsi="Consolas" w:eastAsia="Consolas"/>
-          <w:color w:val="D4D4D4"/>
-          <w:sz w:val="16"/>
-        </w:rPr>
-        <w:t>,</w:t>
-      </w:r>
-      <w:r>
-        <w:rPr>
-          <w:rFonts w:ascii="Consolas" w:hAnsi="Consolas" w:eastAsia="Consolas"/>
-          <w:color w:val="D4D4D4"/>
-          <w:sz w:val="16"/>
-        </w:rPr>
-        <w:t xml:space="preserve"> </w:t>
-      </w:r>
-      <w:r>
-        <w:rPr>
-          <w:rFonts w:ascii="Consolas" w:hAnsi="Consolas" w:eastAsia="Consolas"/>
-          <w:color w:val="D4D4D4"/>
-          <w:sz w:val="16"/>
-        </w:rPr>
-        <w:t>height</w:t>
-      </w:r>
-      <w:r>
-        <w:rPr>
-          <w:rFonts w:ascii="Consolas" w:hAnsi="Consolas" w:eastAsia="Consolas"/>
-          <w:color w:val="D4D4D4"/>
-          <w:sz w:val="16"/>
-        </w:rPr>
-        <w:t>:</w:t>
-      </w:r>
-      <w:r>
-        <w:rPr>
-          <w:rFonts w:ascii="Consolas" w:hAnsi="Consolas" w:eastAsia="Consolas"/>
-          <w:color w:val="D4D4D4"/>
-          <w:sz w:val="16"/>
-        </w:rPr>
-        <w:t xml:space="preserve"> </w:t>
-      </w:r>
-      <w:r>
-        <w:rPr>
-          <w:rFonts w:ascii="Consolas" w:hAnsi="Consolas" w:eastAsia="Consolas"/>
-          <w:color w:val="D4D4D4"/>
-          <w:sz w:val="16"/>
-        </w:rPr>
-        <w:t>1600</w:t>
-      </w:r>
-      <w:r>
-        <w:rPr>
-          <w:rFonts w:ascii="Consolas" w:hAnsi="Consolas" w:eastAsia="Consolas"/>
-          <w:color w:val="D4D4D4"/>
-          <w:sz w:val="16"/>
-        </w:rPr>
-        <w:t>)</w:t>
-      </w:r>
-      <w:r>
-        <w:rPr>
-          <w:rFonts w:ascii="Consolas" w:hAnsi="Consolas" w:eastAsia="Consolas"/>
-          <w:color w:val="D4D4D4"/>
-          <w:sz w:val="16"/>
-        </w:rPr>
-        <w:br/>
-        <w:t xml:space="preserve">    </w:t>
-      </w:r>
-      <w:r>
-        <w:rPr>
-          <w:rFonts w:ascii="Consolas" w:hAnsi="Consolas" w:eastAsia="Consolas"/>
-          <w:color w:val="D4D4D4"/>
-          <w:sz w:val="16"/>
-        </w:rPr>
-        <w:t>-</w:t>
-      </w:r>
-      <w:r>
-        <w:rPr>
-          <w:rFonts w:ascii="Consolas" w:hAnsi="Consolas" w:eastAsia="Consolas"/>
-          <w:color w:val="D4D4D4"/>
-          <w:sz w:val="16"/>
-        </w:rPr>
-        <w:t>&gt;</w:t>
-      </w:r>
-      <w:r>
-        <w:rPr>
-          <w:rFonts w:ascii="Consolas" w:hAnsi="Consolas" w:eastAsia="Consolas"/>
-          <w:color w:val="DCDCAA"/>
-          <w:sz w:val="16"/>
-        </w:rPr>
-        <w:t>toWebp</w:t>
-      </w:r>
-      <w:r>
-        <w:rPr>
-          <w:rFonts w:ascii="Consolas" w:hAnsi="Consolas" w:eastAsia="Consolas"/>
-          <w:color w:val="D4D4D4"/>
-          <w:sz w:val="16"/>
-        </w:rPr>
-        <w:t>(</w:t>
-      </w:r>
-      <w:r>
-        <w:rPr>
-          <w:rFonts w:ascii="Consolas" w:hAnsi="Consolas" w:eastAsia="Consolas"/>
-          <w:color w:val="D4D4D4"/>
-          <w:sz w:val="16"/>
-        </w:rPr>
-        <w:t>quality</w:t>
-      </w:r>
-      <w:r>
-        <w:rPr>
-          <w:rFonts w:ascii="Consolas" w:hAnsi="Consolas" w:eastAsia="Consolas"/>
-          <w:color w:val="D4D4D4"/>
-          <w:sz w:val="16"/>
-        </w:rPr>
-        <w:t>:</w:t>
-      </w:r>
-      <w:r>
-        <w:rPr>
-          <w:rFonts w:ascii="Consolas" w:hAnsi="Consolas" w:eastAsia="Consolas"/>
-          <w:color w:val="D4D4D4"/>
-          <w:sz w:val="16"/>
-        </w:rPr>
-        <w:t xml:space="preserve"> </w:t>
-      </w:r>
-      <w:r>
-        <w:rPr>
-          <w:rFonts w:ascii="Consolas" w:hAnsi="Consolas" w:eastAsia="Consolas"/>
-          <w:color w:val="D4D4D4"/>
-          <w:sz w:val="16"/>
-        </w:rPr>
-        <w:t>82</w:t>
-      </w:r>
-      <w:r>
-        <w:rPr>
-          <w:rFonts w:ascii="Consolas" w:hAnsi="Consolas" w:eastAsia="Consolas"/>
-          <w:color w:val="D4D4D4"/>
-          <w:sz w:val="16"/>
-        </w:rPr>
-        <w:t>)</w:t>
-      </w:r>
-      <w:r>
-        <w:rPr>
-          <w:rFonts w:ascii="Consolas" w:hAnsi="Consolas" w:eastAsia="Consolas"/>
-          <w:color w:val="D4D4D4"/>
-          <w:sz w:val="16"/>
-        </w:rPr>
-        <w:t>;</w:t>
-      </w:r>
-      <w:r>
-        <w:rPr>
-          <w:rFonts w:ascii="Consolas" w:hAnsi="Consolas" w:eastAsia="Consolas"/>
-          <w:color w:val="D4D4D4"/>
-          <w:sz w:val="16"/>
-        </w:rPr>
-        <w:br/>
-        <w:br/>
-      </w:r>
-      <w:r>
-        <w:rPr>
-          <w:rFonts w:ascii="Consolas" w:hAnsi="Consolas" w:eastAsia="Consolas"/>
-          <w:color w:val="9CDCFE"/>
-          <w:sz w:val="16"/>
-        </w:rPr>
-        <w:t>$path</w:t>
-      </w:r>
-      <w:r>
-        <w:rPr>
-          <w:rFonts w:ascii="Consolas" w:hAnsi="Consolas" w:eastAsia="Consolas"/>
-          <w:color w:val="D4D4D4"/>
-          <w:sz w:val="16"/>
-        </w:rPr>
-        <w:t xml:space="preserve"> </w:t>
-      </w:r>
-      <w:r>
-        <w:rPr>
-          <w:rFonts w:ascii="Consolas" w:hAnsi="Consolas" w:eastAsia="Consolas"/>
-          <w:color w:val="D4D4D4"/>
-          <w:sz w:val="16"/>
-        </w:rPr>
-        <w:t>=</w:t>
-      </w:r>
-      <w:r>
-        <w:rPr>
-          <w:rFonts w:ascii="Consolas" w:hAnsi="Consolas" w:eastAsia="Consolas"/>
-          <w:color w:val="D4D4D4"/>
-          <w:sz w:val="16"/>
-        </w:rPr>
-        <w:t xml:space="preserve"> </w:t>
-      </w:r>
-      <w:r>
-        <w:rPr>
-          <w:rFonts w:ascii="Consolas" w:hAnsi="Consolas" w:eastAsia="Consolas"/>
-          <w:color w:val="DCDCAA"/>
-          <w:sz w:val="16"/>
-        </w:rPr>
-        <w:t>sprintf</w:t>
-      </w:r>
-      <w:r>
-        <w:rPr>
-          <w:rFonts w:ascii="Consolas" w:hAnsi="Consolas" w:eastAsia="Consolas"/>
-          <w:color w:val="D4D4D4"/>
-          <w:sz w:val="16"/>
-        </w:rPr>
-        <w:t>(</w:t>
-      </w:r>
-      <w:r>
-        <w:rPr>
-          <w:rFonts w:ascii="Consolas" w:hAnsi="Consolas" w:eastAsia="Consolas"/>
-          <w:color w:val="D4D4D4"/>
-          <w:sz w:val="16"/>
-        </w:rPr>
-        <w:br/>
-        <w:t xml:space="preserve">    </w:t>
-      </w:r>
-      <w:r>
-        <w:rPr>
-          <w:rFonts w:ascii="Consolas" w:hAnsi="Consolas" w:eastAsia="Consolas"/>
-          <w:color w:val="CE9178"/>
-          <w:sz w:val="16"/>
-        </w:rPr>
-        <w:t>'tenants/%d/menus/%s.webp'</w:t>
-      </w:r>
-      <w:r>
-        <w:rPr>
-          <w:rFonts w:ascii="Consolas" w:hAnsi="Consolas" w:eastAsia="Consolas"/>
-          <w:color w:val="D4D4D4"/>
-          <w:sz w:val="16"/>
-        </w:rPr>
-        <w:t>,</w:t>
-      </w:r>
-      <w:r>
-        <w:rPr>
-          <w:rFonts w:ascii="Consolas" w:hAnsi="Consolas" w:eastAsia="Consolas"/>
-          <w:color w:val="D4D4D4"/>
-          <w:sz w:val="16"/>
-        </w:rPr>
-        <w:br/>
-        <w:t xml:space="preserve">    </w:t>
-      </w:r>
-      <w:r>
-        <w:rPr>
-          <w:rFonts w:ascii="Consolas" w:hAnsi="Consolas" w:eastAsia="Consolas"/>
-          <w:color w:val="9CDCFE"/>
-          <w:sz w:val="16"/>
-        </w:rPr>
-        <w:t>$tenantId</w:t>
-      </w:r>
-      <w:r>
-        <w:rPr>
-          <w:rFonts w:ascii="Consolas" w:hAnsi="Consolas" w:eastAsia="Consolas"/>
-          <w:color w:val="D4D4D4"/>
-          <w:sz w:val="16"/>
-        </w:rPr>
-        <w:t>,</w:t>
-      </w:r>
-      <w:r>
-        <w:rPr>
-          <w:rFonts w:ascii="Consolas" w:hAnsi="Consolas" w:eastAsia="Consolas"/>
-          <w:color w:val="D4D4D4"/>
-          <w:sz w:val="16"/>
-        </w:rPr>
-        <w:br/>
-        <w:t xml:space="preserve">    </w:t>
-      </w:r>
-      <w:r>
-        <w:rPr>
-          <w:rFonts w:ascii="Consolas" w:hAnsi="Consolas" w:eastAsia="Consolas"/>
-          <w:color w:val="D4D4D4"/>
-          <w:sz w:val="16"/>
-        </w:rPr>
-        <w:t>(</w:t>
-      </w:r>
-      <w:r>
-        <w:rPr>
-          <w:rFonts w:ascii="Consolas" w:hAnsi="Consolas" w:eastAsia="Consolas"/>
-          <w:color w:val="569CD6"/>
-          <w:sz w:val="16"/>
-        </w:rPr>
-        <w:t>string</w:t>
-      </w:r>
-      <w:r>
-        <w:rPr>
-          <w:rFonts w:ascii="Consolas" w:hAnsi="Consolas" w:eastAsia="Consolas"/>
-          <w:color w:val="D4D4D4"/>
-          <w:sz w:val="16"/>
-        </w:rPr>
-        <w:t>)</w:t>
-      </w:r>
-      <w:r>
-        <w:rPr>
-          <w:rFonts w:ascii="Consolas" w:hAnsi="Consolas" w:eastAsia="Consolas"/>
-          <w:color w:val="D4D4D4"/>
-          <w:sz w:val="16"/>
-        </w:rPr>
-        <w:t xml:space="preserve"> </w:t>
-      </w:r>
-      <w:r>
-        <w:rPr>
-          <w:rFonts w:ascii="Consolas" w:hAnsi="Consolas" w:eastAsia="Consolas"/>
-          <w:color w:val="4EC9B0"/>
-          <w:sz w:val="16"/>
-        </w:rPr>
-        <w:t>Str</w:t>
-      </w:r>
-      <w:r>
-        <w:rPr>
-          <w:rFonts w:ascii="Consolas" w:hAnsi="Consolas" w:eastAsia="Consolas"/>
-          <w:color w:val="D4D4D4"/>
-          <w:sz w:val="16"/>
-        </w:rPr>
-        <w:t>:</w:t>
-      </w:r>
-      <w:r>
-        <w:rPr>
-          <w:rFonts w:ascii="Consolas" w:hAnsi="Consolas" w:eastAsia="Consolas"/>
-          <w:color w:val="D4D4D4"/>
-          <w:sz w:val="16"/>
-        </w:rPr>
-        <w:t>:</w:t>
-      </w:r>
-      <w:r>
-        <w:rPr>
-          <w:rFonts w:ascii="Consolas" w:hAnsi="Consolas" w:eastAsia="Consolas"/>
-          <w:color w:val="DCDCAA"/>
-          <w:sz w:val="16"/>
-        </w:rPr>
-        <w:t>uuid</w:t>
-      </w:r>
-      <w:r>
-        <w:rPr>
-          <w:rFonts w:ascii="Consolas" w:hAnsi="Consolas" w:eastAsia="Consolas"/>
-          <w:color w:val="D4D4D4"/>
-          <w:sz w:val="16"/>
-        </w:rPr>
-        <w:t>(</w:t>
-      </w:r>
-      <w:r>
-        <w:rPr>
-          <w:rFonts w:ascii="Consolas" w:hAnsi="Consolas" w:eastAsia="Consolas"/>
-          <w:color w:val="D4D4D4"/>
-          <w:sz w:val="16"/>
-        </w:rPr>
-        <w:t>)</w:t>
-      </w:r>
-      <w:r>
-        <w:rPr>
-          <w:rFonts w:ascii="Consolas" w:hAnsi="Consolas" w:eastAsia="Consolas"/>
-          <w:color w:val="D4D4D4"/>
-          <w:sz w:val="16"/>
-        </w:rPr>
-        <w:t>,</w:t>
-      </w:r>
-      <w:r>
-        <w:rPr>
-          <w:rFonts w:ascii="Consolas" w:hAnsi="Consolas" w:eastAsia="Consolas"/>
-          <w:color w:val="D4D4D4"/>
-          <w:sz w:val="16"/>
-        </w:rPr>
-        <w:br/>
-      </w:r>
-      <w:r>
-        <w:rPr>
-          <w:rFonts w:ascii="Consolas" w:hAnsi="Consolas" w:eastAsia="Consolas"/>
-          <w:color w:val="D4D4D4"/>
-          <w:sz w:val="16"/>
-        </w:rPr>
-        <w:t>)</w:t>
-      </w:r>
-      <w:r>
-        <w:rPr>
-          <w:rFonts w:ascii="Consolas" w:hAnsi="Consolas" w:eastAsia="Consolas"/>
-          <w:color w:val="D4D4D4"/>
-          <w:sz w:val="16"/>
-        </w:rPr>
-        <w:t>;</w:t>
-      </w:r>
-      <w:r>
-        <w:rPr>
-          <w:rFonts w:ascii="Consolas" w:hAnsi="Consolas" w:eastAsia="Consolas"/>
-          <w:color w:val="D4D4D4"/>
-          <w:sz w:val="16"/>
-        </w:rPr>
-        <w:br/>
-        <w:br/>
-      </w:r>
-      <w:r>
-        <w:rPr>
-          <w:rFonts w:ascii="Consolas" w:hAnsi="Consolas" w:eastAsia="Consolas"/>
-          <w:color w:val="4EC9B0"/>
-          <w:sz w:val="16"/>
-        </w:rPr>
-        <w:t>Storage</w:t>
-      </w:r>
-      <w:r>
-        <w:rPr>
-          <w:rFonts w:ascii="Consolas" w:hAnsi="Consolas" w:eastAsia="Consolas"/>
-          <w:color w:val="D4D4D4"/>
-          <w:sz w:val="16"/>
-        </w:rPr>
-        <w:t>:</w:t>
-      </w:r>
-      <w:r>
-        <w:rPr>
-          <w:rFonts w:ascii="Consolas" w:hAnsi="Consolas" w:eastAsia="Consolas"/>
-          <w:color w:val="D4D4D4"/>
-          <w:sz w:val="16"/>
-        </w:rPr>
-        <w:t>:</w:t>
-      </w:r>
-      <w:r>
-        <w:rPr>
-          <w:rFonts w:ascii="Consolas" w:hAnsi="Consolas" w:eastAsia="Consolas"/>
-          <w:color w:val="DCDCAA"/>
-          <w:sz w:val="16"/>
-        </w:rPr>
-        <w:t>disk</w:t>
-      </w:r>
-      <w:r>
-        <w:rPr>
-          <w:rFonts w:ascii="Consolas" w:hAnsi="Consolas" w:eastAsia="Consolas"/>
-          <w:color w:val="D4D4D4"/>
-          <w:sz w:val="16"/>
-        </w:rPr>
-        <w:t>(</w:t>
-      </w:r>
-      <w:r>
-        <w:rPr>
-          <w:rFonts w:ascii="Consolas" w:hAnsi="Consolas" w:eastAsia="Consolas"/>
-          <w:color w:val="CE9178"/>
-          <w:sz w:val="16"/>
-        </w:rPr>
-        <w:t>'public'</w:t>
-      </w:r>
-      <w:r>
-        <w:rPr>
-          <w:rFonts w:ascii="Consolas" w:hAnsi="Consolas" w:eastAsia="Consolas"/>
-          <w:color w:val="D4D4D4"/>
-          <w:sz w:val="16"/>
-        </w:rPr>
-        <w:t>)</w:t>
-      </w:r>
-      <w:r>
-        <w:rPr>
-          <w:rFonts w:ascii="Consolas" w:hAnsi="Consolas" w:eastAsia="Consolas"/>
-          <w:color w:val="D4D4D4"/>
-          <w:sz w:val="16"/>
-        </w:rPr>
-        <w:t>-</w:t>
-      </w:r>
-      <w:r>
-        <w:rPr>
-          <w:rFonts w:ascii="Consolas" w:hAnsi="Consolas" w:eastAsia="Consolas"/>
-          <w:color w:val="D4D4D4"/>
-          <w:sz w:val="16"/>
-        </w:rPr>
-        <w:t>&gt;</w:t>
-      </w:r>
-      <w:r>
-        <w:rPr>
-          <w:rFonts w:ascii="Consolas" w:hAnsi="Consolas" w:eastAsia="Consolas"/>
-          <w:color w:val="DCDCAA"/>
-          <w:sz w:val="16"/>
-        </w:rPr>
-        <w:t>put</w:t>
-      </w:r>
-      <w:r>
-        <w:rPr>
-          <w:rFonts w:ascii="Consolas" w:hAnsi="Consolas" w:eastAsia="Consolas"/>
-          <w:color w:val="D4D4D4"/>
-          <w:sz w:val="16"/>
-        </w:rPr>
-        <w:t>(</w:t>
-      </w:r>
-      <w:r>
-        <w:rPr>
-          <w:rFonts w:ascii="Consolas" w:hAnsi="Consolas" w:eastAsia="Consolas"/>
-          <w:color w:val="D4D4D4"/>
-          <w:sz w:val="16"/>
-        </w:rPr>
-        <w:br/>
-        <w:t xml:space="preserve">    </w:t>
-      </w:r>
-      <w:r>
-        <w:rPr>
-          <w:rFonts w:ascii="Consolas" w:hAnsi="Consolas" w:eastAsia="Consolas"/>
-          <w:color w:val="9CDCFE"/>
-          <w:sz w:val="16"/>
-        </w:rPr>
-        <w:t>$path</w:t>
-      </w:r>
-      <w:r>
-        <w:rPr>
-          <w:rFonts w:ascii="Consolas" w:hAnsi="Consolas" w:eastAsia="Consolas"/>
-          <w:color w:val="D4D4D4"/>
-          <w:sz w:val="16"/>
-        </w:rPr>
-        <w:t>,</w:t>
-      </w:r>
-      <w:r>
-        <w:rPr>
-          <w:rFonts w:ascii="Consolas" w:hAnsi="Consolas" w:eastAsia="Consolas"/>
-          <w:color w:val="D4D4D4"/>
-          <w:sz w:val="16"/>
-        </w:rPr>
-        <w:br/>
-        <w:t xml:space="preserve">    </w:t>
-      </w:r>
-      <w:r>
-        <w:rPr>
-          <w:rFonts w:ascii="Consolas" w:hAnsi="Consolas" w:eastAsia="Consolas"/>
-          <w:color w:val="D4D4D4"/>
-          <w:sz w:val="16"/>
-        </w:rPr>
-        <w:t>(</w:t>
-      </w:r>
-      <w:r>
-        <w:rPr>
-          <w:rFonts w:ascii="Consolas" w:hAnsi="Consolas" w:eastAsia="Consolas"/>
-          <w:color w:val="569CD6"/>
-          <w:sz w:val="16"/>
-        </w:rPr>
-        <w:t>string</w:t>
-      </w:r>
-      <w:r>
-        <w:rPr>
-          <w:rFonts w:ascii="Consolas" w:hAnsi="Consolas" w:eastAsia="Consolas"/>
-          <w:color w:val="D4D4D4"/>
-          <w:sz w:val="16"/>
-        </w:rPr>
-        <w:t>)</w:t>
-      </w:r>
-      <w:r>
-        <w:rPr>
-          <w:rFonts w:ascii="Consolas" w:hAnsi="Consolas" w:eastAsia="Consolas"/>
-          <w:color w:val="D4D4D4"/>
-          <w:sz w:val="16"/>
-        </w:rPr>
-        <w:t xml:space="preserve"> </w:t>
-      </w:r>
-      <w:r>
-        <w:rPr>
-          <w:rFonts w:ascii="Consolas" w:hAnsi="Consolas" w:eastAsia="Consolas"/>
-          <w:color w:val="9CDCFE"/>
-          <w:sz w:val="16"/>
-        </w:rPr>
-        <w:t>$encoded</w:t>
-      </w:r>
-      <w:r>
-        <w:rPr>
-          <w:rFonts w:ascii="Consolas" w:hAnsi="Consolas" w:eastAsia="Consolas"/>
-          <w:color w:val="D4D4D4"/>
-          <w:sz w:val="16"/>
-        </w:rPr>
-        <w:t>,</w:t>
-      </w:r>
-      <w:r>
-        <w:rPr>
-          <w:rFonts w:ascii="Consolas" w:hAnsi="Consolas" w:eastAsia="Consolas"/>
-          <w:color w:val="D4D4D4"/>
-          <w:sz w:val="16"/>
-        </w:rPr>
-        <w:br/>
-      </w:r>
-      <w:r>
-        <w:rPr>
-          <w:rFonts w:ascii="Consolas" w:hAnsi="Consolas" w:eastAsia="Consolas"/>
-          <w:color w:val="D4D4D4"/>
-          <w:sz w:val="16"/>
-        </w:rPr>
-        <w:t>)</w:t>
-      </w:r>
-      <w:r>
-        <w:rPr>
-          <w:rFonts w:ascii="Consolas" w:hAnsi="Consolas" w:eastAsia="Consolas"/>
-          <w:color w:val="D4D4D4"/>
-          <w:sz w:val="16"/>
-        </w:rPr>
-        <w:t>;</w:t>
-      </w:r>
-      <w:r>
-        <w:rPr>
-          <w:rFonts w:ascii="Consolas" w:hAnsi="Consolas" w:eastAsia="Consolas"/>
-          <w:color w:val="D4D4D4"/>
-          <w:sz w:val="16"/>
-        </w:rPr>
-        <w:br/>
-        <w:br/>
-      </w:r>
-      <w:r>
-        <w:rPr>
-          <w:rFonts w:ascii="Consolas" w:hAnsi="Consolas" w:eastAsia="Consolas"/>
-          <w:color w:val="569CD6"/>
-          <w:sz w:val="16"/>
-        </w:rPr>
-        <w:t>return</w:t>
-      </w:r>
-      <w:r>
-        <w:rPr>
-          <w:rFonts w:ascii="Consolas" w:hAnsi="Consolas" w:eastAsia="Consolas"/>
-          <w:color w:val="D4D4D4"/>
-          <w:sz w:val="16"/>
-        </w:rPr>
-        <w:t xml:space="preserve"> </w:t>
-      </w:r>
-      <w:r>
-        <w:rPr>
-          <w:rFonts w:ascii="Consolas" w:hAnsi="Consolas" w:eastAsia="Consolas"/>
-          <w:color w:val="9CDCFE"/>
-          <w:sz w:val="16"/>
-        </w:rPr>
-        <w:t>$path</w:t>
-      </w:r>
-      <w:r>
-        <w:rPr>
-          <w:rFonts w:ascii="Consolas" w:hAnsi="Consolas" w:eastAsia="Consolas"/>
-          <w:color w:val="D4D4D4"/>
-          <w:sz w:val="16"/>
-        </w:rPr>
-        <w:t>;</w:t>
+        <w:t xml:space="preserve">;</w:t>
       </w:r>
     </w:p>
     <w:p>
       <w:pPr>
         <w:pStyle w:val="CodeHeader"/>
-        <w:shd w:fill="2D2D30"/>
         <w:keepNext/>
         <w:pBdr>
-          <w:left w:val="single" w:sz="4" w:space="8" w:color="2D2D30"/>
+          <w:left w:val="single" w:sz="12" w:space="8" w:color="B8DDE0"/>
         </w:pBdr>
+        <w:shd w:val="clear" w:color="auto" w:fill="E4EAED"/>
       </w:pPr>
       <w:r>
-        <w:t>LANDASAN TEKNIS — app/Queries/PublicMenuCatalog.php   •   PHP</w:t>
+        <w:rPr>
+          <w:rFonts w:ascii="Consolas" w:hAnsi="Consolas"/>
+          <w:b/>
+          <w:color w:val="262626"/>
+          <w:sz w:val="16"/>
+        </w:rPr>
+        <w:t xml:space="preserve">LANDASAN TEKNIS — app/Queries/PublicMenuCatalog.php   •   PHP</w:t>
       </w:r>
     </w:p>
     <w:p>
       <w:pPr>
         <w:pStyle w:val="CodeBlock"/>
-        <w:shd w:fill="1E1E1E"/>
         <w:keepLines/>
         <w:pBdr>
-          <w:left w:val="single" w:sz="4" w:space="8" w:color="1E1E1E"/>
+          <w:left w:val="single" w:sz="12" w:space="8" w:color="B8DDE0"/>
         </w:pBdr>
+        <w:shd w:val="clear" w:color="auto" w:fill="F2F3F7"/>
       </w:pPr>
       <w:r>
         <w:rPr>
-          <w:rFonts w:ascii="Consolas" w:hAnsi="Consolas" w:eastAsia="Consolas"/>
-          <w:color w:val="569CD6"/>
+          <w:rFonts w:ascii="Consolas" w:hAnsi="Consolas"/>
+          <w:b/>
+          <w:color w:val="000080"/>
           <w:sz w:val="16"/>
         </w:rPr>
-        <w:t>return</w:t>
-      </w:r>
-      <w:r>
-        <w:rPr>
-          <w:rFonts w:ascii="Consolas" w:hAnsi="Consolas" w:eastAsia="Consolas"/>
-          <w:color w:val="D4D4D4"/>
+        <w:t xml:space="preserve">return</w:t>
+      </w:r>
+      <w:r>
+        <w:rPr>
+          <w:rFonts w:ascii="Consolas" w:hAnsi="Consolas"/>
+          <w:color w:val="262626"/>
           <w:sz w:val="16"/>
         </w:rPr>
         <w:t xml:space="preserve"> </w:t>
       </w:r>
       <w:r>
         <w:rPr>
-          <w:rFonts w:ascii="Consolas" w:hAnsi="Consolas" w:eastAsia="Consolas"/>
-          <w:color w:val="4EC9B0"/>
+          <w:rFonts w:ascii="Consolas" w:hAnsi="Consolas"/>
+          <w:color w:val="267F99"/>
           <w:sz w:val="16"/>
         </w:rPr>
-        <w:t>Menu</w:t>
-      </w:r>
-      <w:r>
-        <w:rPr>
-          <w:rFonts w:ascii="Consolas" w:hAnsi="Consolas" w:eastAsia="Consolas"/>
-          <w:color w:val="D4D4D4"/>
+        <w:t xml:space="preserve">Menu</w:t>
+      </w:r>
+      <w:r>
+        <w:rPr>
+          <w:rFonts w:ascii="Consolas" w:hAnsi="Consolas"/>
+          <w:color w:val="262626"/>
           <w:sz w:val="16"/>
         </w:rPr>
-        <w:t>:</w:t>
-      </w:r>
-      <w:r>
-        <w:rPr>
-          <w:rFonts w:ascii="Consolas" w:hAnsi="Consolas" w:eastAsia="Consolas"/>
-          <w:color w:val="D4D4D4"/>
+        <w:t xml:space="preserve">::</w:t>
+      </w:r>
+      <w:r>
+        <w:rPr>
+          <w:rFonts w:ascii="Consolas" w:hAnsi="Consolas"/>
+          <w:color w:val="795E26"/>
           <w:sz w:val="16"/>
         </w:rPr>
-        <w:t>:</w:t>
-      </w:r>
-      <w:r>
-        <w:rPr>
-          <w:rFonts w:ascii="Consolas" w:hAnsi="Consolas" w:eastAsia="Consolas"/>
-          <w:color w:val="DCDCAA"/>
+        <w:t xml:space="preserve">withoutGlobalScope</w:t>
+      </w:r>
+      <w:r>
+        <w:rPr>
+          <w:rFonts w:ascii="Consolas" w:hAnsi="Consolas"/>
+          <w:color w:val="262626"/>
           <w:sz w:val="16"/>
         </w:rPr>
-        <w:t>withoutGlobalScope</w:t>
-      </w:r>
-      <w:r>
-        <w:rPr>
-          <w:rFonts w:ascii="Consolas" w:hAnsi="Consolas" w:eastAsia="Consolas"/>
-          <w:color w:val="D4D4D4"/>
+        <w:t xml:space="preserve">(</w:t>
+      </w:r>
+      <w:r>
+        <w:rPr>
+          <w:rFonts w:ascii="Consolas" w:hAnsi="Consolas"/>
+          <w:color w:val="267F99"/>
           <w:sz w:val="16"/>
         </w:rPr>
-        <w:t>(</w:t>
-      </w:r>
-      <w:r>
-        <w:rPr>
-          <w:rFonts w:ascii="Consolas" w:hAnsi="Consolas" w:eastAsia="Consolas"/>
-          <w:color w:val="4EC9B0"/>
+        <w:t xml:space="preserve">TenantScope</w:t>
+      </w:r>
+      <w:r>
+        <w:rPr>
+          <w:rFonts w:ascii="Consolas" w:hAnsi="Consolas"/>
+          <w:color w:val="262626"/>
           <w:sz w:val="16"/>
         </w:rPr>
-        <w:t>TenantScope</w:t>
-      </w:r>
-      <w:r>
-        <w:rPr>
-          <w:rFonts w:ascii="Consolas" w:hAnsi="Consolas" w:eastAsia="Consolas"/>
-          <w:color w:val="D4D4D4"/>
+        <w:t xml:space="preserve">::</w:t>
+      </w:r>
+      <w:r>
+        <w:rPr>
+          <w:rFonts w:ascii="Consolas" w:hAnsi="Consolas"/>
+          <w:b/>
+          <w:color w:val="000080"/>
           <w:sz w:val="16"/>
         </w:rPr>
-        <w:t>:</w:t>
-      </w:r>
-      <w:r>
-        <w:rPr>
-          <w:rFonts w:ascii="Consolas" w:hAnsi="Consolas" w:eastAsia="Consolas"/>
-          <w:color w:val="D4D4D4"/>
+        <w:t xml:space="preserve">class</w:t>
+      </w:r>
+      <w:r>
+        <w:rPr>
+          <w:rFonts w:ascii="Consolas" w:hAnsi="Consolas"/>
+          <w:color w:val="262626"/>
           <w:sz w:val="16"/>
         </w:rPr>
-        <w:t>:</w:t>
-      </w:r>
-      <w:r>
-        <w:rPr>
-          <w:rFonts w:ascii="Consolas" w:hAnsi="Consolas" w:eastAsia="Consolas"/>
-          <w:color w:val="569CD6"/>
+        <w:t xml:space="preserve">)</w:t>
+      </w:r>
+      <w:r>
+        <w:br/>
+      </w:r>
+      <w:r>
+        <w:rPr>
+          <w:rFonts w:ascii="Consolas" w:hAnsi="Consolas"/>
+          <w:color w:val="262626"/>
           <w:sz w:val="16"/>
         </w:rPr>
-        <w:t>class</w:t>
-      </w:r>
-      <w:r>
-        <w:rPr>
-          <w:rFonts w:ascii="Consolas" w:hAnsi="Consolas" w:eastAsia="Consolas"/>
-          <w:color w:val="D4D4D4"/>
+        <w:t xml:space="preserve">    -&gt;</w:t>
+      </w:r>
+      <w:r>
+        <w:rPr>
+          <w:rFonts w:ascii="Consolas" w:hAnsi="Consolas"/>
+          <w:color w:val="795E26"/>
           <w:sz w:val="16"/>
         </w:rPr>
-        <w:t>)</w:t>
-      </w:r>
-      <w:r>
-        <w:rPr>
-          <w:rFonts w:ascii="Consolas" w:hAnsi="Consolas" w:eastAsia="Consolas"/>
-          <w:color w:val="D4D4D4"/>
+        <w:t xml:space="preserve">where</w:t>
+      </w:r>
+      <w:r>
+        <w:rPr>
+          <w:rFonts w:ascii="Consolas" w:hAnsi="Consolas"/>
+          <w:color w:val="262626"/>
           <w:sz w:val="16"/>
         </w:rPr>
+        <w:t xml:space="preserve">(</w:t>
+      </w:r>
+      <w:r>
+        <w:rPr>
+          <w:rFonts w:ascii="Consolas" w:hAnsi="Consolas"/>
+          <w:color w:val="00733B"/>
+          <w:sz w:val="16"/>
+        </w:rPr>
+        <w:t xml:space="preserve">'tenant_id'</w:t>
+      </w:r>
+      <w:r>
+        <w:rPr>
+          <w:rFonts w:ascii="Consolas" w:hAnsi="Consolas"/>
+          <w:color w:val="262626"/>
+          <w:sz w:val="16"/>
+        </w:rPr>
+        <w:t xml:space="preserve">, </w:t>
+      </w:r>
+      <w:r>
+        <w:rPr>
+          <w:rFonts w:ascii="Consolas" w:hAnsi="Consolas"/>
+          <w:color w:val="660E7A"/>
+          <w:sz w:val="16"/>
+        </w:rPr>
+        <w:t xml:space="preserve">$tenantId</w:t>
+      </w:r>
+      <w:r>
+        <w:rPr>
+          <w:rFonts w:ascii="Consolas" w:hAnsi="Consolas"/>
+          <w:color w:val="262626"/>
+          <w:sz w:val="16"/>
+        </w:rPr>
+        <w:t xml:space="preserve">)</w:t>
+      </w:r>
+      <w:r>
         <w:br/>
-        <w:t xml:space="preserve">    </w:t>
-      </w:r>
-      <w:r>
-        <w:rPr>
-          <w:rFonts w:ascii="Consolas" w:hAnsi="Consolas" w:eastAsia="Consolas"/>
-          <w:color w:val="D4D4D4"/>
+      </w:r>
+      <w:r>
+        <w:rPr>
+          <w:rFonts w:ascii="Consolas" w:hAnsi="Consolas"/>
+          <w:color w:val="262626"/>
           <w:sz w:val="16"/>
         </w:rPr>
-        <w:t>-</w:t>
-      </w:r>
-      <w:r>
-        <w:rPr>
-          <w:rFonts w:ascii="Consolas" w:hAnsi="Consolas" w:eastAsia="Consolas"/>
-          <w:color w:val="D4D4D4"/>
+        <w:t xml:space="preserve">    -&gt;</w:t>
+      </w:r>
+      <w:r>
+        <w:rPr>
+          <w:rFonts w:ascii="Consolas" w:hAnsi="Consolas"/>
+          <w:color w:val="795E26"/>
           <w:sz w:val="16"/>
         </w:rPr>
-        <w:t>&gt;</w:t>
-      </w:r>
-      <w:r>
-        <w:rPr>
-          <w:rFonts w:ascii="Consolas" w:hAnsi="Consolas" w:eastAsia="Consolas"/>
-          <w:color w:val="DCDCAA"/>
+        <w:t xml:space="preserve">where</w:t>
+      </w:r>
+      <w:r>
+        <w:rPr>
+          <w:rFonts w:ascii="Consolas" w:hAnsi="Consolas"/>
+          <w:color w:val="262626"/>
           <w:sz w:val="16"/>
         </w:rPr>
-        <w:t>where</w:t>
-      </w:r>
-      <w:r>
-        <w:rPr>
-          <w:rFonts w:ascii="Consolas" w:hAnsi="Consolas" w:eastAsia="Consolas"/>
-          <w:color w:val="D4D4D4"/>
+        <w:t xml:space="preserve">(</w:t>
+      </w:r>
+      <w:r>
+        <w:rPr>
+          <w:rFonts w:ascii="Consolas" w:hAnsi="Consolas"/>
+          <w:color w:val="00733B"/>
           <w:sz w:val="16"/>
         </w:rPr>
-        <w:t>(</w:t>
-      </w:r>
-      <w:r>
-        <w:rPr>
-          <w:rFonts w:ascii="Consolas" w:hAnsi="Consolas" w:eastAsia="Consolas"/>
-          <w:color w:val="CE9178"/>
+        <w:t xml:space="preserve">'is_available'</w:t>
+      </w:r>
+      <w:r>
+        <w:rPr>
+          <w:rFonts w:ascii="Consolas" w:hAnsi="Consolas"/>
+          <w:color w:val="262626"/>
           <w:sz w:val="16"/>
         </w:rPr>
-        <w:t>'tenant_id'</w:t>
-      </w:r>
-      <w:r>
-        <w:rPr>
-          <w:rFonts w:ascii="Consolas" w:hAnsi="Consolas" w:eastAsia="Consolas"/>
-          <w:color w:val="D4D4D4"/>
+        <w:t xml:space="preserve">, </w:t>
+      </w:r>
+      <w:r>
+        <w:rPr>
+          <w:rFonts w:ascii="Consolas" w:hAnsi="Consolas"/>
+          <w:b/>
+          <w:color w:val="000080"/>
           <w:sz w:val="16"/>
         </w:rPr>
-        <w:t>,</w:t>
-      </w:r>
-      <w:r>
-        <w:rPr>
-          <w:rFonts w:ascii="Consolas" w:hAnsi="Consolas" w:eastAsia="Consolas"/>
-          <w:color w:val="D4D4D4"/>
+        <w:t xml:space="preserve">true</w:t>
+      </w:r>
+      <w:r>
+        <w:rPr>
+          <w:rFonts w:ascii="Consolas" w:hAnsi="Consolas"/>
+          <w:color w:val="262626"/>
           <w:sz w:val="16"/>
         </w:rPr>
+        <w:t xml:space="preserve">)</w:t>
+      </w:r>
+      <w:r>
+        <w:br/>
+      </w:r>
+      <w:r>
+        <w:rPr>
+          <w:rFonts w:ascii="Consolas" w:hAnsi="Consolas"/>
+          <w:color w:val="262626"/>
+          <w:sz w:val="16"/>
+        </w:rPr>
+        <w:t xml:space="preserve">    -&gt;</w:t>
+      </w:r>
+      <w:r>
+        <w:rPr>
+          <w:rFonts w:ascii="Consolas" w:hAnsi="Consolas"/>
+          <w:color w:val="795E26"/>
+          <w:sz w:val="16"/>
+        </w:rPr>
+        <w:t xml:space="preserve">whereHas</w:t>
+      </w:r>
+      <w:r>
+        <w:rPr>
+          <w:rFonts w:ascii="Consolas" w:hAnsi="Consolas"/>
+          <w:color w:val="262626"/>
+          <w:sz w:val="16"/>
+        </w:rPr>
+        <w:t xml:space="preserve">(</w:t>
+      </w:r>
+      <w:r>
+        <w:rPr>
+          <w:rFonts w:ascii="Consolas" w:hAnsi="Consolas"/>
+          <w:color w:val="00733B"/>
+          <w:sz w:val="16"/>
+        </w:rPr>
+        <w:t xml:space="preserve">'tenant'</w:t>
+      </w:r>
+      <w:r>
+        <w:rPr>
+          <w:rFonts w:ascii="Consolas" w:hAnsi="Consolas"/>
+          <w:color w:val="262626"/>
+          <w:sz w:val="16"/>
+        </w:rPr>
+        <w:t xml:space="preserve">, </w:t>
+      </w:r>
+      <w:r>
+        <w:rPr>
+          <w:rFonts w:ascii="Consolas" w:hAnsi="Consolas"/>
+          <w:b/>
+          <w:color w:val="000080"/>
+          <w:sz w:val="16"/>
+        </w:rPr>
+        <w:t xml:space="preserve">fn</w:t>
+      </w:r>
+      <w:r>
+        <w:rPr>
+          <w:rFonts w:ascii="Consolas" w:hAnsi="Consolas"/>
+          <w:color w:val="262626"/>
+          <w:sz w:val="16"/>
+        </w:rPr>
+        <w:t xml:space="preserve"> (</w:t>
+      </w:r>
+      <w:r>
+        <w:rPr>
+          <w:rFonts w:ascii="Consolas" w:hAnsi="Consolas"/>
+          <w:color w:val="267F99"/>
+          <w:sz w:val="16"/>
+        </w:rPr>
+        <w:t xml:space="preserve">Builder</w:t>
+      </w:r>
+      <w:r>
+        <w:rPr>
+          <w:rFonts w:ascii="Consolas" w:hAnsi="Consolas"/>
+          <w:color w:val="262626"/>
+          <w:sz w:val="16"/>
+        </w:rPr>
         <w:t xml:space="preserve"> </w:t>
       </w:r>
       <w:r>
         <w:rPr>
-          <w:rFonts w:ascii="Consolas" w:hAnsi="Consolas" w:eastAsia="Consolas"/>
-          <w:color w:val="9CDCFE"/>
+          <w:rFonts w:ascii="Consolas" w:hAnsi="Consolas"/>
+          <w:color w:val="660E7A"/>
           <w:sz w:val="16"/>
         </w:rPr>
-        <w:t>$tenantId</w:t>
-      </w:r>
-      <w:r>
-        <w:rPr>
-          <w:rFonts w:ascii="Consolas" w:hAnsi="Consolas" w:eastAsia="Consolas"/>
-          <w:color w:val="D4D4D4"/>
+        <w:t xml:space="preserve">$query</w:t>
+      </w:r>
+      <w:r>
+        <w:rPr>
+          <w:rFonts w:ascii="Consolas" w:hAnsi="Consolas"/>
+          <w:color w:val="262626"/>
           <w:sz w:val="16"/>
         </w:rPr>
-        <w:t>)</w:t>
-      </w:r>
-      <w:r>
-        <w:rPr>
-          <w:rFonts w:ascii="Consolas" w:hAnsi="Consolas" w:eastAsia="Consolas"/>
-          <w:color w:val="D4D4D4"/>
+        <w:t xml:space="preserve">) =&gt; </w:t>
+      </w:r>
+      <w:r>
+        <w:rPr>
+          <w:rFonts w:ascii="Consolas" w:hAnsi="Consolas"/>
+          <w:color w:val="660E7A"/>
           <w:sz w:val="16"/>
         </w:rPr>
+        <w:t xml:space="preserve">$query</w:t>
+      </w:r>
+      <w:r>
         <w:br/>
-        <w:t xml:space="preserve">    </w:t>
-      </w:r>
-      <w:r>
-        <w:rPr>
-          <w:rFonts w:ascii="Consolas" w:hAnsi="Consolas" w:eastAsia="Consolas"/>
-          <w:color w:val="D4D4D4"/>
+      </w:r>
+      <w:r>
+        <w:rPr>
+          <w:rFonts w:ascii="Consolas" w:hAnsi="Consolas"/>
+          <w:color w:val="262626"/>
           <w:sz w:val="16"/>
         </w:rPr>
-        <w:t>-</w:t>
-      </w:r>
-      <w:r>
-        <w:rPr>
-          <w:rFonts w:ascii="Consolas" w:hAnsi="Consolas" w:eastAsia="Consolas"/>
-          <w:color w:val="D4D4D4"/>
+        <w:t xml:space="preserve">        -&gt;</w:t>
+      </w:r>
+      <w:r>
+        <w:rPr>
+          <w:rFonts w:ascii="Consolas" w:hAnsi="Consolas"/>
+          <w:color w:val="795E26"/>
           <w:sz w:val="16"/>
         </w:rPr>
-        <w:t>&gt;</w:t>
-      </w:r>
-      <w:r>
-        <w:rPr>
-          <w:rFonts w:ascii="Consolas" w:hAnsi="Consolas" w:eastAsia="Consolas"/>
-          <w:color w:val="DCDCAA"/>
+        <w:t xml:space="preserve">where</w:t>
+      </w:r>
+      <w:r>
+        <w:rPr>
+          <w:rFonts w:ascii="Consolas" w:hAnsi="Consolas"/>
+          <w:color w:val="262626"/>
           <w:sz w:val="16"/>
         </w:rPr>
-        <w:t>where</w:t>
-      </w:r>
-      <w:r>
-        <w:rPr>
-          <w:rFonts w:ascii="Consolas" w:hAnsi="Consolas" w:eastAsia="Consolas"/>
-          <w:color w:val="D4D4D4"/>
+        <w:t xml:space="preserve">(</w:t>
+      </w:r>
+      <w:r>
+        <w:rPr>
+          <w:rFonts w:ascii="Consolas" w:hAnsi="Consolas"/>
+          <w:color w:val="00733B"/>
           <w:sz w:val="16"/>
         </w:rPr>
-        <w:t>(</w:t>
-      </w:r>
-      <w:r>
-        <w:rPr>
-          <w:rFonts w:ascii="Consolas" w:hAnsi="Consolas" w:eastAsia="Consolas"/>
-          <w:color w:val="CE9178"/>
+        <w:t xml:space="preserve">'canteen_id'</w:t>
+      </w:r>
+      <w:r>
+        <w:rPr>
+          <w:rFonts w:ascii="Consolas" w:hAnsi="Consolas"/>
+          <w:color w:val="262626"/>
           <w:sz w:val="16"/>
         </w:rPr>
-        <w:t>'is_available'</w:t>
-      </w:r>
-      <w:r>
-        <w:rPr>
-          <w:rFonts w:ascii="Consolas" w:hAnsi="Consolas" w:eastAsia="Consolas"/>
-          <w:color w:val="D4D4D4"/>
+        <w:t xml:space="preserve">, </w:t>
+      </w:r>
+      <w:r>
+        <w:rPr>
+          <w:rFonts w:ascii="Consolas" w:hAnsi="Consolas"/>
+          <w:color w:val="660E7A"/>
           <w:sz w:val="16"/>
         </w:rPr>
-        <w:t>,</w:t>
-      </w:r>
-      <w:r>
-        <w:rPr>
-          <w:rFonts w:ascii="Consolas" w:hAnsi="Consolas" w:eastAsia="Consolas"/>
-          <w:color w:val="D4D4D4"/>
+        <w:t xml:space="preserve">$canteenId</w:t>
+      </w:r>
+      <w:r>
+        <w:rPr>
+          <w:rFonts w:ascii="Consolas" w:hAnsi="Consolas"/>
+          <w:color w:val="262626"/>
           <w:sz w:val="16"/>
         </w:rPr>
-        <w:t xml:space="preserve"> </w:t>
-      </w:r>
-      <w:r>
-        <w:rPr>
-          <w:rFonts w:ascii="Consolas" w:hAnsi="Consolas" w:eastAsia="Consolas"/>
-          <w:color w:val="569CD6"/>
+        <w:t xml:space="preserve">)</w:t>
+      </w:r>
+      <w:r>
+        <w:br/>
+      </w:r>
+      <w:r>
+        <w:rPr>
+          <w:rFonts w:ascii="Consolas" w:hAnsi="Consolas"/>
+          <w:color w:val="262626"/>
           <w:sz w:val="16"/>
         </w:rPr>
-        <w:t>true</w:t>
-      </w:r>
-      <w:r>
-        <w:rPr>
-          <w:rFonts w:ascii="Consolas" w:hAnsi="Consolas" w:eastAsia="Consolas"/>
-          <w:color w:val="D4D4D4"/>
+        <w:t xml:space="preserve">        -&gt;</w:t>
+      </w:r>
+      <w:r>
+        <w:rPr>
+          <w:rFonts w:ascii="Consolas" w:hAnsi="Consolas"/>
+          <w:color w:val="795E26"/>
           <w:sz w:val="16"/>
         </w:rPr>
-        <w:t>)</w:t>
-      </w:r>
-      <w:r>
-        <w:rPr>
-          <w:rFonts w:ascii="Consolas" w:hAnsi="Consolas" w:eastAsia="Consolas"/>
-          <w:color w:val="D4D4D4"/>
+        <w:t xml:space="preserve">where</w:t>
+      </w:r>
+      <w:r>
+        <w:rPr>
+          <w:rFonts w:ascii="Consolas" w:hAnsi="Consolas"/>
+          <w:color w:val="262626"/>
           <w:sz w:val="16"/>
         </w:rPr>
+        <w:t xml:space="preserve">(</w:t>
+      </w:r>
+      <w:r>
+        <w:rPr>
+          <w:rFonts w:ascii="Consolas" w:hAnsi="Consolas"/>
+          <w:color w:val="00733B"/>
+          <w:sz w:val="16"/>
+        </w:rPr>
+        <w:t xml:space="preserve">'is_active'</w:t>
+      </w:r>
+      <w:r>
+        <w:rPr>
+          <w:rFonts w:ascii="Consolas" w:hAnsi="Consolas"/>
+          <w:color w:val="262626"/>
+          <w:sz w:val="16"/>
+        </w:rPr>
+        <w:t xml:space="preserve">, </w:t>
+      </w:r>
+      <w:r>
+        <w:rPr>
+          <w:rFonts w:ascii="Consolas" w:hAnsi="Consolas"/>
+          <w:b/>
+          <w:color w:val="000080"/>
+          <w:sz w:val="16"/>
+        </w:rPr>
+        <w:t xml:space="preserve">true</w:t>
+      </w:r>
+      <w:r>
+        <w:rPr>
+          <w:rFonts w:ascii="Consolas" w:hAnsi="Consolas"/>
+          <w:color w:val="262626"/>
+          <w:sz w:val="16"/>
+        </w:rPr>
+        <w:t xml:space="preserve">))</w:t>
+      </w:r>
+      <w:r>
         <w:br/>
-        <w:t xml:space="preserve">    </w:t>
-      </w:r>
-      <w:r>
-        <w:rPr>
-          <w:rFonts w:ascii="Consolas" w:hAnsi="Consolas" w:eastAsia="Consolas"/>
-          <w:color w:val="D4D4D4"/>
+      </w:r>
+      <w:r>
+        <w:rPr>
+          <w:rFonts w:ascii="Consolas" w:hAnsi="Consolas"/>
+          <w:color w:val="262626"/>
           <w:sz w:val="16"/>
         </w:rPr>
-        <w:t>-</w:t>
-      </w:r>
-      <w:r>
-        <w:rPr>
-          <w:rFonts w:ascii="Consolas" w:hAnsi="Consolas" w:eastAsia="Consolas"/>
-          <w:color w:val="D4D4D4"/>
+        <w:t xml:space="preserve">    -&gt;</w:t>
+      </w:r>
+      <w:r>
+        <w:rPr>
+          <w:rFonts w:ascii="Consolas" w:hAnsi="Consolas"/>
+          <w:color w:val="795E26"/>
           <w:sz w:val="16"/>
         </w:rPr>
-        <w:t>&gt;</w:t>
-      </w:r>
-      <w:r>
-        <w:rPr>
-          <w:rFonts w:ascii="Consolas" w:hAnsi="Consolas" w:eastAsia="Consolas"/>
-          <w:color w:val="DCDCAA"/>
+        <w:t xml:space="preserve">with</w:t>
+      </w:r>
+      <w:r>
+        <w:rPr>
+          <w:rFonts w:ascii="Consolas" w:hAnsi="Consolas"/>
+          <w:color w:val="262626"/>
           <w:sz w:val="16"/>
         </w:rPr>
-        <w:t>whereHas</w:t>
-      </w:r>
-      <w:r>
-        <w:rPr>
-          <w:rFonts w:ascii="Consolas" w:hAnsi="Consolas" w:eastAsia="Consolas"/>
-          <w:color w:val="D4D4D4"/>
+        <w:t xml:space="preserve">([</w:t>
+      </w:r>
+      <w:r>
+        <w:br/>
+      </w:r>
+      <w:r>
+        <w:rPr>
+          <w:rFonts w:ascii="Consolas" w:hAnsi="Consolas"/>
+          <w:color w:val="262626"/>
           <w:sz w:val="16"/>
         </w:rPr>
-        <w:t>(</w:t>
-      </w:r>
-      <w:r>
-        <w:rPr>
-          <w:rFonts w:ascii="Consolas" w:hAnsi="Consolas" w:eastAsia="Consolas"/>
-          <w:color w:val="CE9178"/>
+        <w:t xml:space="preserve">        </w:t>
+      </w:r>
+      <w:r>
+        <w:rPr>
+          <w:rFonts w:ascii="Consolas" w:hAnsi="Consolas"/>
+          <w:color w:val="00733B"/>
           <w:sz w:val="16"/>
         </w:rPr>
-        <w:t>'tenant'</w:t>
-      </w:r>
-      <w:r>
-        <w:rPr>
-          <w:rFonts w:ascii="Consolas" w:hAnsi="Consolas" w:eastAsia="Consolas"/>
-          <w:color w:val="D4D4D4"/>
+        <w:t xml:space="preserve">'category:id,name'</w:t>
+      </w:r>
+      <w:r>
+        <w:rPr>
+          <w:rFonts w:ascii="Consolas" w:hAnsi="Consolas"/>
+          <w:color w:val="262626"/>
           <w:sz w:val="16"/>
         </w:rPr>
-        <w:t>,</w:t>
-      </w:r>
-      <w:r>
-        <w:rPr>
-          <w:rFonts w:ascii="Consolas" w:hAnsi="Consolas" w:eastAsia="Consolas"/>
-          <w:color w:val="D4D4D4"/>
+        <w:t xml:space="preserve">,</w:t>
+      </w:r>
+      <w:r>
+        <w:br/>
+      </w:r>
+      <w:r>
+        <w:rPr>
+          <w:rFonts w:ascii="Consolas" w:hAnsi="Consolas"/>
+          <w:color w:val="262626"/>
           <w:sz w:val="16"/>
         </w:rPr>
-        <w:t xml:space="preserve"> </w:t>
-      </w:r>
-      <w:r>
-        <w:rPr>
-          <w:rFonts w:ascii="Consolas" w:hAnsi="Consolas" w:eastAsia="Consolas"/>
-          <w:color w:val="569CD6"/>
+        <w:t xml:space="preserve">        </w:t>
+      </w:r>
+      <w:r>
+        <w:rPr>
+          <w:rFonts w:ascii="Consolas" w:hAnsi="Consolas"/>
+          <w:color w:val="00733B"/>
           <w:sz w:val="16"/>
         </w:rPr>
-        <w:t>fn</w:t>
-      </w:r>
-      <w:r>
-        <w:rPr>
-          <w:rFonts w:ascii="Consolas" w:hAnsi="Consolas" w:eastAsia="Consolas"/>
-          <w:color w:val="D4D4D4"/>
+        <w:t xml:space="preserve">'modifierGroups.options'</w:t>
+      </w:r>
+      <w:r>
+        <w:rPr>
+          <w:rFonts w:ascii="Consolas" w:hAnsi="Consolas"/>
+          <w:color w:val="262626"/>
           <w:sz w:val="16"/>
         </w:rPr>
-        <w:t xml:space="preserve"> </w:t>
-      </w:r>
-      <w:r>
-        <w:rPr>
-          <w:rFonts w:ascii="Consolas" w:hAnsi="Consolas" w:eastAsia="Consolas"/>
-          <w:color w:val="D4D4D4"/>
+        <w:t xml:space="preserve">,</w:t>
+      </w:r>
+      <w:r>
+        <w:br/>
+      </w:r>
+      <w:r>
+        <w:rPr>
+          <w:rFonts w:ascii="Consolas" w:hAnsi="Consolas"/>
+          <w:color w:val="262626"/>
           <w:sz w:val="16"/>
         </w:rPr>
-        <w:t>(</w:t>
-      </w:r>
-      <w:r>
-        <w:rPr>
-          <w:rFonts w:ascii="Consolas" w:hAnsi="Consolas" w:eastAsia="Consolas"/>
-          <w:color w:val="4EC9B0"/>
+        <w:t xml:space="preserve">    ])</w:t>
+      </w:r>
+      <w:r>
+        <w:br/>
+      </w:r>
+      <w:r>
+        <w:rPr>
+          <w:rFonts w:ascii="Consolas" w:hAnsi="Consolas"/>
+          <w:color w:val="262626"/>
           <w:sz w:val="16"/>
         </w:rPr>
-        <w:t>Builder</w:t>
-      </w:r>
-      <w:r>
-        <w:rPr>
-          <w:rFonts w:ascii="Consolas" w:hAnsi="Consolas" w:eastAsia="Consolas"/>
-          <w:color w:val="D4D4D4"/>
+        <w:t xml:space="preserve">    -&gt;</w:t>
+      </w:r>
+      <w:r>
+        <w:rPr>
+          <w:rFonts w:ascii="Consolas" w:hAnsi="Consolas"/>
+          <w:color w:val="795E26"/>
           <w:sz w:val="16"/>
         </w:rPr>
-        <w:t xml:space="preserve"> </w:t>
-      </w:r>
-      <w:r>
-        <w:rPr>
-          <w:rFonts w:ascii="Consolas" w:hAnsi="Consolas" w:eastAsia="Consolas"/>
-          <w:color w:val="9CDCFE"/>
+        <w:t xml:space="preserve">orderBy</w:t>
+      </w:r>
+      <w:r>
+        <w:rPr>
+          <w:rFonts w:ascii="Consolas" w:hAnsi="Consolas"/>
+          <w:color w:val="262626"/>
           <w:sz w:val="16"/>
         </w:rPr>
-        <w:t>$query</w:t>
-      </w:r>
-      <w:r>
-        <w:rPr>
-          <w:rFonts w:ascii="Consolas" w:hAnsi="Consolas" w:eastAsia="Consolas"/>
-          <w:color w:val="D4D4D4"/>
+        <w:t xml:space="preserve">(</w:t>
+      </w:r>
+      <w:r>
+        <w:rPr>
+          <w:rFonts w:ascii="Consolas" w:hAnsi="Consolas"/>
+          <w:color w:val="00733B"/>
           <w:sz w:val="16"/>
         </w:rPr>
-        <w:t>)</w:t>
-      </w:r>
-      <w:r>
-        <w:rPr>
-          <w:rFonts w:ascii="Consolas" w:hAnsi="Consolas" w:eastAsia="Consolas"/>
-          <w:color w:val="D4D4D4"/>
+        <w:t xml:space="preserve">'name'</w:t>
+      </w:r>
+      <w:r>
+        <w:rPr>
+          <w:rFonts w:ascii="Consolas" w:hAnsi="Consolas"/>
+          <w:color w:val="262626"/>
           <w:sz w:val="16"/>
         </w:rPr>
-        <w:t xml:space="preserve"> </w:t>
-      </w:r>
-      <w:r>
-        <w:rPr>
-          <w:rFonts w:ascii="Consolas" w:hAnsi="Consolas" w:eastAsia="Consolas"/>
-          <w:color w:val="D4D4D4"/>
+        <w:t xml:space="preserve">)</w:t>
+      </w:r>
+      <w:r>
+        <w:br/>
+      </w:r>
+      <w:r>
+        <w:rPr>
+          <w:rFonts w:ascii="Consolas" w:hAnsi="Consolas"/>
+          <w:color w:val="262626"/>
           <w:sz w:val="16"/>
         </w:rPr>
-        <w:t>=</w:t>
-      </w:r>
-      <w:r>
-        <w:rPr>
-          <w:rFonts w:ascii="Consolas" w:hAnsi="Consolas" w:eastAsia="Consolas"/>
-          <w:color w:val="D4D4D4"/>
+        <w:t xml:space="preserve">    -&gt;</w:t>
+      </w:r>
+      <w:r>
+        <w:rPr>
+          <w:rFonts w:ascii="Consolas" w:hAnsi="Consolas"/>
+          <w:color w:val="795E26"/>
           <w:sz w:val="16"/>
         </w:rPr>
-        <w:t>&gt;</w:t>
-      </w:r>
-      <w:r>
-        <w:rPr>
-          <w:rFonts w:ascii="Consolas" w:hAnsi="Consolas" w:eastAsia="Consolas"/>
-          <w:color w:val="D4D4D4"/>
+        <w:t xml:space="preserve">paginate</w:t>
+      </w:r>
+      <w:r>
+        <w:rPr>
+          <w:rFonts w:ascii="Consolas" w:hAnsi="Consolas"/>
+          <w:color w:val="262626"/>
           <w:sz w:val="16"/>
         </w:rPr>
-        <w:t xml:space="preserve"> </w:t>
-      </w:r>
-      <w:r>
-        <w:rPr>
-          <w:rFonts w:ascii="Consolas" w:hAnsi="Consolas" w:eastAsia="Consolas"/>
-          <w:color w:val="9CDCFE"/>
+        <w:t xml:space="preserve">(</w:t>
+      </w:r>
+      <w:r>
+        <w:rPr>
+          <w:rFonts w:ascii="Consolas" w:hAnsi="Consolas"/>
+          <w:color w:val="0073E6"/>
           <w:sz w:val="16"/>
         </w:rPr>
-        <w:t>$query</w:t>
-      </w:r>
-      <w:r>
-        <w:rPr>
-          <w:rFonts w:ascii="Consolas" w:hAnsi="Consolas" w:eastAsia="Consolas"/>
-          <w:color w:val="D4D4D4"/>
+        <w:t xml:space="preserve">24</w:t>
+      </w:r>
+      <w:r>
+        <w:rPr>
+          <w:rFonts w:ascii="Consolas" w:hAnsi="Consolas"/>
+          <w:color w:val="262626"/>
           <w:sz w:val="16"/>
         </w:rPr>
+        <w:t xml:space="preserve">)</w:t>
+      </w:r>
+      <w:r>
         <w:br/>
-        <w:t xml:space="preserve">        </w:t>
-      </w:r>
-      <w:r>
-        <w:rPr>
-          <w:rFonts w:ascii="Consolas" w:hAnsi="Consolas" w:eastAsia="Consolas"/>
-          <w:color w:val="D4D4D4"/>
+      </w:r>
+      <w:r>
+        <w:rPr>
+          <w:rFonts w:ascii="Consolas" w:hAnsi="Consolas"/>
+          <w:color w:val="262626"/>
           <w:sz w:val="16"/>
         </w:rPr>
-        <w:t>-</w:t>
-      </w:r>
-      <w:r>
-        <w:rPr>
-          <w:rFonts w:ascii="Consolas" w:hAnsi="Consolas" w:eastAsia="Consolas"/>
-          <w:color w:val="D4D4D4"/>
+        <w:t xml:space="preserve">    -&gt;</w:t>
+      </w:r>
+      <w:r>
+        <w:rPr>
+          <w:rFonts w:ascii="Consolas" w:hAnsi="Consolas"/>
+          <w:color w:val="795E26"/>
           <w:sz w:val="16"/>
         </w:rPr>
-        <w:t>&gt;</w:t>
-      </w:r>
-      <w:r>
-        <w:rPr>
-          <w:rFonts w:ascii="Consolas" w:hAnsi="Consolas" w:eastAsia="Consolas"/>
-          <w:color w:val="DCDCAA"/>
+        <w:t xml:space="preserve">withQueryString</w:t>
+      </w:r>
+      <w:r>
+        <w:rPr>
+          <w:rFonts w:ascii="Consolas" w:hAnsi="Consolas"/>
+          <w:color w:val="262626"/>
           <w:sz w:val="16"/>
         </w:rPr>
-        <w:t>where</w:t>
-      </w:r>
-      <w:r>
-        <w:rPr>
-          <w:rFonts w:ascii="Consolas" w:hAnsi="Consolas" w:eastAsia="Consolas"/>
-          <w:color w:val="D4D4D4"/>
-          <w:sz w:val="16"/>
-        </w:rPr>
-        <w:t>(</w:t>
-      </w:r>
-      <w:r>
-        <w:rPr>
-          <w:rFonts w:ascii="Consolas" w:hAnsi="Consolas" w:eastAsia="Consolas"/>
-          <w:color w:val="CE9178"/>
-          <w:sz w:val="16"/>
-        </w:rPr>
-        <w:t>'canteen_id'</w:t>
-      </w:r>
-      <w:r>
-        <w:rPr>
-          <w:rFonts w:ascii="Consolas" w:hAnsi="Consolas" w:eastAsia="Consolas"/>
-          <w:color w:val="D4D4D4"/>
-          <w:sz w:val="16"/>
-        </w:rPr>
-        <w:t>,</w:t>
-      </w:r>
-      <w:r>
-        <w:rPr>
-          <w:rFonts w:ascii="Consolas" w:hAnsi="Consolas" w:eastAsia="Consolas"/>
-          <w:color w:val="D4D4D4"/>
-          <w:sz w:val="16"/>
-        </w:rPr>
-        <w:t xml:space="preserve"> </w:t>
-      </w:r>
-      <w:r>
-        <w:rPr>
-          <w:rFonts w:ascii="Consolas" w:hAnsi="Consolas" w:eastAsia="Consolas"/>
-          <w:color w:val="9CDCFE"/>
-          <w:sz w:val="16"/>
-        </w:rPr>
-        <w:t>$canteenId</w:t>
-      </w:r>
-      <w:r>
-        <w:rPr>
-          <w:rFonts w:ascii="Consolas" w:hAnsi="Consolas" w:eastAsia="Consolas"/>
-          <w:color w:val="D4D4D4"/>
-          <w:sz w:val="16"/>
-        </w:rPr>
-        <w:t>)</w:t>
-      </w:r>
-      <w:r>
-        <w:rPr>
-          <w:rFonts w:ascii="Consolas" w:hAnsi="Consolas" w:eastAsia="Consolas"/>
-          <w:color w:val="D4D4D4"/>
-          <w:sz w:val="16"/>
-        </w:rPr>
-        <w:br/>
-        <w:t xml:space="preserve">        </w:t>
-      </w:r>
-      <w:r>
-        <w:rPr>
-          <w:rFonts w:ascii="Consolas" w:hAnsi="Consolas" w:eastAsia="Consolas"/>
-          <w:color w:val="D4D4D4"/>
-          <w:sz w:val="16"/>
-        </w:rPr>
-        <w:t>-</w:t>
-      </w:r>
-      <w:r>
-        <w:rPr>
-          <w:rFonts w:ascii="Consolas" w:hAnsi="Consolas" w:eastAsia="Consolas"/>
-          <w:color w:val="D4D4D4"/>
-          <w:sz w:val="16"/>
-        </w:rPr>
-        <w:t>&gt;</w:t>
-      </w:r>
-      <w:r>
-        <w:rPr>
-          <w:rFonts w:ascii="Consolas" w:hAnsi="Consolas" w:eastAsia="Consolas"/>
-          <w:color w:val="DCDCAA"/>
-          <w:sz w:val="16"/>
-        </w:rPr>
-        <w:t>where</w:t>
-      </w:r>
-      <w:r>
-        <w:rPr>
-          <w:rFonts w:ascii="Consolas" w:hAnsi="Consolas" w:eastAsia="Consolas"/>
-          <w:color w:val="D4D4D4"/>
-          <w:sz w:val="16"/>
-        </w:rPr>
-        <w:t>(</w:t>
-      </w:r>
-      <w:r>
-        <w:rPr>
-          <w:rFonts w:ascii="Consolas" w:hAnsi="Consolas" w:eastAsia="Consolas"/>
-          <w:color w:val="CE9178"/>
-          <w:sz w:val="16"/>
-        </w:rPr>
-        <w:t>'is_active'</w:t>
-      </w:r>
-      <w:r>
-        <w:rPr>
-          <w:rFonts w:ascii="Consolas" w:hAnsi="Consolas" w:eastAsia="Consolas"/>
-          <w:color w:val="D4D4D4"/>
-          <w:sz w:val="16"/>
-        </w:rPr>
-        <w:t>,</w:t>
-      </w:r>
-      <w:r>
-        <w:rPr>
-          <w:rFonts w:ascii="Consolas" w:hAnsi="Consolas" w:eastAsia="Consolas"/>
-          <w:color w:val="D4D4D4"/>
-          <w:sz w:val="16"/>
-        </w:rPr>
-        <w:t xml:space="preserve"> </w:t>
-      </w:r>
-      <w:r>
-        <w:rPr>
-          <w:rFonts w:ascii="Consolas" w:hAnsi="Consolas" w:eastAsia="Consolas"/>
-          <w:color w:val="569CD6"/>
-          <w:sz w:val="16"/>
-        </w:rPr>
-        <w:t>true</w:t>
-      </w:r>
-      <w:r>
-        <w:rPr>
-          <w:rFonts w:ascii="Consolas" w:hAnsi="Consolas" w:eastAsia="Consolas"/>
-          <w:color w:val="D4D4D4"/>
-          <w:sz w:val="16"/>
-        </w:rPr>
-        <w:t>)</w:t>
-      </w:r>
-      <w:r>
-        <w:rPr>
-          <w:rFonts w:ascii="Consolas" w:hAnsi="Consolas" w:eastAsia="Consolas"/>
-          <w:color w:val="D4D4D4"/>
-          <w:sz w:val="16"/>
-        </w:rPr>
-        <w:t>)</w:t>
-      </w:r>
-      <w:r>
-        <w:rPr>
-          <w:rFonts w:ascii="Consolas" w:hAnsi="Consolas" w:eastAsia="Consolas"/>
-          <w:color w:val="D4D4D4"/>
-          <w:sz w:val="16"/>
-        </w:rPr>
-        <w:br/>
-        <w:t xml:space="preserve">    </w:t>
-      </w:r>
-      <w:r>
-        <w:rPr>
-          <w:rFonts w:ascii="Consolas" w:hAnsi="Consolas" w:eastAsia="Consolas"/>
-          <w:color w:val="D4D4D4"/>
-          <w:sz w:val="16"/>
-        </w:rPr>
-        <w:t>-</w:t>
-      </w:r>
-      <w:r>
-        <w:rPr>
-          <w:rFonts w:ascii="Consolas" w:hAnsi="Consolas" w:eastAsia="Consolas"/>
-          <w:color w:val="D4D4D4"/>
-          <w:sz w:val="16"/>
-        </w:rPr>
-        <w:t>&gt;</w:t>
-      </w:r>
-      <w:r>
-        <w:rPr>
-          <w:rFonts w:ascii="Consolas" w:hAnsi="Consolas" w:eastAsia="Consolas"/>
-          <w:color w:val="DCDCAA"/>
-          <w:sz w:val="16"/>
-        </w:rPr>
-        <w:t>with</w:t>
-      </w:r>
-      <w:r>
-        <w:rPr>
-          <w:rFonts w:ascii="Consolas" w:hAnsi="Consolas" w:eastAsia="Consolas"/>
-          <w:color w:val="D4D4D4"/>
-          <w:sz w:val="16"/>
-        </w:rPr>
-        <w:t>(</w:t>
-      </w:r>
-      <w:r>
-        <w:rPr>
-          <w:rFonts w:ascii="Consolas" w:hAnsi="Consolas" w:eastAsia="Consolas"/>
-          <w:color w:val="D4D4D4"/>
-          <w:sz w:val="16"/>
-        </w:rPr>
-        <w:t>[</w:t>
-      </w:r>
-      <w:r>
-        <w:rPr>
-          <w:rFonts w:ascii="Consolas" w:hAnsi="Consolas" w:eastAsia="Consolas"/>
-          <w:color w:val="D4D4D4"/>
-          <w:sz w:val="16"/>
-        </w:rPr>
-        <w:br/>
-        <w:t xml:space="preserve">        </w:t>
-      </w:r>
-      <w:r>
-        <w:rPr>
-          <w:rFonts w:ascii="Consolas" w:hAnsi="Consolas" w:eastAsia="Consolas"/>
-          <w:color w:val="CE9178"/>
-          <w:sz w:val="16"/>
-        </w:rPr>
-        <w:t>'category:id,name'</w:t>
-      </w:r>
-      <w:r>
-        <w:rPr>
-          <w:rFonts w:ascii="Consolas" w:hAnsi="Consolas" w:eastAsia="Consolas"/>
-          <w:color w:val="D4D4D4"/>
-          <w:sz w:val="16"/>
-        </w:rPr>
-        <w:t>,</w:t>
-      </w:r>
-      <w:r>
-        <w:rPr>
-          <w:rFonts w:ascii="Consolas" w:hAnsi="Consolas" w:eastAsia="Consolas"/>
-          <w:color w:val="D4D4D4"/>
-          <w:sz w:val="16"/>
-        </w:rPr>
-        <w:br/>
-        <w:t xml:space="preserve">        </w:t>
-      </w:r>
-      <w:r>
-        <w:rPr>
-          <w:rFonts w:ascii="Consolas" w:hAnsi="Consolas" w:eastAsia="Consolas"/>
-          <w:color w:val="CE9178"/>
-          <w:sz w:val="16"/>
-        </w:rPr>
-        <w:t>'modifierGroups.options'</w:t>
-      </w:r>
-      <w:r>
-        <w:rPr>
-          <w:rFonts w:ascii="Consolas" w:hAnsi="Consolas" w:eastAsia="Consolas"/>
-          <w:color w:val="D4D4D4"/>
-          <w:sz w:val="16"/>
-        </w:rPr>
-        <w:t>,</w:t>
-      </w:r>
-      <w:r>
-        <w:rPr>
-          <w:rFonts w:ascii="Consolas" w:hAnsi="Consolas" w:eastAsia="Consolas"/>
-          <w:color w:val="D4D4D4"/>
-          <w:sz w:val="16"/>
-        </w:rPr>
-        <w:br/>
-        <w:t xml:space="preserve">    </w:t>
-      </w:r>
-      <w:r>
-        <w:rPr>
-          <w:rFonts w:ascii="Consolas" w:hAnsi="Consolas" w:eastAsia="Consolas"/>
-          <w:color w:val="D4D4D4"/>
-          <w:sz w:val="16"/>
-        </w:rPr>
-        <w:t>]</w:t>
-      </w:r>
-      <w:r>
-        <w:rPr>
-          <w:rFonts w:ascii="Consolas" w:hAnsi="Consolas" w:eastAsia="Consolas"/>
-          <w:color w:val="D4D4D4"/>
-          <w:sz w:val="16"/>
-        </w:rPr>
-        <w:t>)</w:t>
-      </w:r>
-      <w:r>
-        <w:rPr>
-          <w:rFonts w:ascii="Consolas" w:hAnsi="Consolas" w:eastAsia="Consolas"/>
-          <w:color w:val="D4D4D4"/>
-          <w:sz w:val="16"/>
-        </w:rPr>
-        <w:br/>
-        <w:t xml:space="preserve">    </w:t>
-      </w:r>
-      <w:r>
-        <w:rPr>
-          <w:rFonts w:ascii="Consolas" w:hAnsi="Consolas" w:eastAsia="Consolas"/>
-          <w:color w:val="D4D4D4"/>
-          <w:sz w:val="16"/>
-        </w:rPr>
-        <w:t>-</w:t>
-      </w:r>
-      <w:r>
-        <w:rPr>
-          <w:rFonts w:ascii="Consolas" w:hAnsi="Consolas" w:eastAsia="Consolas"/>
-          <w:color w:val="D4D4D4"/>
-          <w:sz w:val="16"/>
-        </w:rPr>
-        <w:t>&gt;</w:t>
-      </w:r>
-      <w:r>
-        <w:rPr>
-          <w:rFonts w:ascii="Consolas" w:hAnsi="Consolas" w:eastAsia="Consolas"/>
-          <w:color w:val="DCDCAA"/>
-          <w:sz w:val="16"/>
-        </w:rPr>
-        <w:t>orderBy</w:t>
-      </w:r>
-      <w:r>
-        <w:rPr>
-          <w:rFonts w:ascii="Consolas" w:hAnsi="Consolas" w:eastAsia="Consolas"/>
-          <w:color w:val="D4D4D4"/>
-          <w:sz w:val="16"/>
-        </w:rPr>
-        <w:t>(</w:t>
-      </w:r>
-      <w:r>
-        <w:rPr>
-          <w:rFonts w:ascii="Consolas" w:hAnsi="Consolas" w:eastAsia="Consolas"/>
-          <w:color w:val="CE9178"/>
-          <w:sz w:val="16"/>
-        </w:rPr>
-        <w:t>'name'</w:t>
-      </w:r>
-      <w:r>
-        <w:rPr>
-          <w:rFonts w:ascii="Consolas" w:hAnsi="Consolas" w:eastAsia="Consolas"/>
-          <w:color w:val="D4D4D4"/>
-          <w:sz w:val="16"/>
-        </w:rPr>
-        <w:t>)</w:t>
-      </w:r>
-      <w:r>
-        <w:rPr>
-          <w:rFonts w:ascii="Consolas" w:hAnsi="Consolas" w:eastAsia="Consolas"/>
-          <w:color w:val="D4D4D4"/>
-          <w:sz w:val="16"/>
-        </w:rPr>
-        <w:br/>
-        <w:t xml:space="preserve">    </w:t>
-      </w:r>
-      <w:r>
-        <w:rPr>
-          <w:rFonts w:ascii="Consolas" w:hAnsi="Consolas" w:eastAsia="Consolas"/>
-          <w:color w:val="D4D4D4"/>
-          <w:sz w:val="16"/>
-        </w:rPr>
-        <w:t>-</w:t>
-      </w:r>
-      <w:r>
-        <w:rPr>
-          <w:rFonts w:ascii="Consolas" w:hAnsi="Consolas" w:eastAsia="Consolas"/>
-          <w:color w:val="D4D4D4"/>
-          <w:sz w:val="16"/>
-        </w:rPr>
-        <w:t>&gt;</w:t>
-      </w:r>
-      <w:r>
-        <w:rPr>
-          <w:rFonts w:ascii="Consolas" w:hAnsi="Consolas" w:eastAsia="Consolas"/>
-          <w:color w:val="DCDCAA"/>
-          <w:sz w:val="16"/>
-        </w:rPr>
-        <w:t>paginate</w:t>
-      </w:r>
-      <w:r>
-        <w:rPr>
-          <w:rFonts w:ascii="Consolas" w:hAnsi="Consolas" w:eastAsia="Consolas"/>
-          <w:color w:val="D4D4D4"/>
-          <w:sz w:val="16"/>
-        </w:rPr>
-        <w:t>(</w:t>
-      </w:r>
-      <w:r>
-        <w:rPr>
-          <w:rFonts w:ascii="Consolas" w:hAnsi="Consolas" w:eastAsia="Consolas"/>
-          <w:color w:val="D4D4D4"/>
-          <w:sz w:val="16"/>
-        </w:rPr>
-        <w:t>24</w:t>
-      </w:r>
-      <w:r>
-        <w:rPr>
-          <w:rFonts w:ascii="Consolas" w:hAnsi="Consolas" w:eastAsia="Consolas"/>
-          <w:color w:val="D4D4D4"/>
-          <w:sz w:val="16"/>
-        </w:rPr>
-        <w:t>)</w:t>
-      </w:r>
-      <w:r>
-        <w:rPr>
-          <w:rFonts w:ascii="Consolas" w:hAnsi="Consolas" w:eastAsia="Consolas"/>
-          <w:color w:val="D4D4D4"/>
-          <w:sz w:val="16"/>
-        </w:rPr>
-        <w:br/>
-        <w:t xml:space="preserve">    </w:t>
-      </w:r>
-      <w:r>
-        <w:rPr>
-          <w:rFonts w:ascii="Consolas" w:hAnsi="Consolas" w:eastAsia="Consolas"/>
-          <w:color w:val="D4D4D4"/>
-          <w:sz w:val="16"/>
-        </w:rPr>
-        <w:t>-</w:t>
-      </w:r>
-      <w:r>
-        <w:rPr>
-          <w:rFonts w:ascii="Consolas" w:hAnsi="Consolas" w:eastAsia="Consolas"/>
-          <w:color w:val="D4D4D4"/>
-          <w:sz w:val="16"/>
-        </w:rPr>
-        <w:t>&gt;</w:t>
-      </w:r>
-      <w:r>
-        <w:rPr>
-          <w:rFonts w:ascii="Consolas" w:hAnsi="Consolas" w:eastAsia="Consolas"/>
-          <w:color w:val="DCDCAA"/>
-          <w:sz w:val="16"/>
-        </w:rPr>
-        <w:t>withQueryString</w:t>
-      </w:r>
-      <w:r>
-        <w:rPr>
-          <w:rFonts w:ascii="Consolas" w:hAnsi="Consolas" w:eastAsia="Consolas"/>
-          <w:color w:val="D4D4D4"/>
-          <w:sz w:val="16"/>
-        </w:rPr>
-        <w:t>(</w:t>
-      </w:r>
-      <w:r>
-        <w:rPr>
-          <w:rFonts w:ascii="Consolas" w:hAnsi="Consolas" w:eastAsia="Consolas"/>
-          <w:color w:val="D4D4D4"/>
-          <w:sz w:val="16"/>
-        </w:rPr>
-        <w:t>)</w:t>
-      </w:r>
-      <w:r>
-        <w:rPr>
-          <w:rFonts w:ascii="Consolas" w:hAnsi="Consolas" w:eastAsia="Consolas"/>
-          <w:color w:val="D4D4D4"/>
-          <w:sz w:val="16"/>
-        </w:rPr>
-        <w:t>;</w:t>
+        <w:t xml:space="preserve">();</w:t>
       </w:r>
     </w:p>
     <w:p>
@@ -2961,7 +2453,7 @@
           <w:rFonts w:ascii="Aptos Display" w:hAnsi="Aptos Display"/>
           <w:color w:val="1F2937"/>
         </w:rPr>
-        <w:t>Rencana Waktu 6 Jam</w:t>
+        <w:t>Rencana Waktu — 3 Jam 30 Menit Efektif di Kelas</w:t>
       </w:r>
     </w:p>
     <w:tbl>
@@ -3264,7 +2756,7 @@
                 <w:color w:val="1F2937"/>
                 <w:sz w:val="16"/>
               </w:rPr>
-              <w:t>60</w:t>
+              <w:t>30</w:t>
             </w:r>
           </w:p>
         </w:tc>
@@ -3374,7 +2866,7 @@
                 <w:color w:val="1F2937"/>
                 <w:sz w:val="16"/>
               </w:rPr>
-              <w:t>60</w:t>
+              <w:t>30</w:t>
             </w:r>
           </w:p>
         </w:tc>
@@ -3484,7 +2976,7 @@
                 <w:color w:val="1F2937"/>
                 <w:sz w:val="16"/>
               </w:rPr>
-              <w:t>45</w:t>
+              <w:t>30</w:t>
             </w:r>
           </w:p>
         </w:tc>
@@ -3594,7 +3086,7 @@
                 <w:color w:val="1F2937"/>
                 <w:sz w:val="16"/>
               </w:rPr>
-              <w:t>75</w:t>
+              <w:t>30</w:t>
             </w:r>
           </w:p>
         </w:tc>
@@ -3704,7 +3196,7 @@
                 <w:color w:val="1F2937"/>
                 <w:sz w:val="16"/>
               </w:rPr>
-              <w:t>45</w:t>
+              <w:t>30</w:t>
             </w:r>
           </w:p>
         </w:tc>
@@ -3814,7 +3306,7 @@
                 <w:color w:val="1F2937"/>
                 <w:sz w:val="16"/>
               </w:rPr>
-              <w:t>45</w:t>
+              <w:t>30</w:t>
             </w:r>
           </w:p>
         </w:tc>
@@ -3882,7 +3374,7 @@
         <w:rPr>
           <w:rFonts w:ascii="Aptos" w:hAnsi="Aptos"/>
         </w:rPr>
-        <w:t>Total alokasi: 360 menit.</w:t>
+        <w:t>Total efektif di kelas: 210 menit (7 tahap × 30 menit). Tugas mandiri di luar kelas: hingga 120 menit (2 jam) untuk pekerjaan sejenis yang bersifat mengulang — misalnya bila di kelas membuat CRUD untuk 2 tabel, di luar kelas kerjakan CRUD untuk 3 tabel lainnya.</w:t>
       </w:r>
     </w:p>
     <w:p>
@@ -4078,7 +3570,7 @@
           <w:rFonts w:ascii="Aptos Display" w:hAnsi="Aptos Display"/>
           <w:color w:val="FF2D20"/>
         </w:rPr>
-        <w:t>Tahap 2 — CRUD kategori dan menu (60 menit)</w:t>
+        <w:t>Tahap 2 — CRUD kategori dan menu (30 menit)</w:t>
       </w:r>
     </w:p>
     <w:p>
@@ -4294,7 +3786,7 @@
           <w:rFonts w:ascii="Aptos Display" w:hAnsi="Aptos Display"/>
           <w:color w:val="FF2D20"/>
         </w:rPr>
-        <w:t>Tahap 3 — Modifier dan relasi menu (60 menit)</w:t>
+        <w:t>Tahap 3 — Modifier dan relasi menu (30 menit)</w:t>
       </w:r>
     </w:p>
     <w:p>
@@ -4483,7 +3975,7 @@
           <w:rFonts w:ascii="Aptos Display" w:hAnsi="Aptos Display"/>
           <w:color w:val="FF2D20"/>
         </w:rPr>
-        <w:t>Tahap 4 — Stok dan toggle habis (45 menit)</w:t>
+        <w:t>Tahap 4 — Stok dan toggle habis (30 menit)</w:t>
       </w:r>
     </w:p>
     <w:p>
@@ -4672,7 +4164,7 @@
           <w:rFonts w:ascii="Aptos Display" w:hAnsi="Aptos Display"/>
           <w:color w:val="FF2D20"/>
         </w:rPr>
-        <w:t>Tahap 5 — Public catalog Livewire (75 menit)</w:t>
+        <w:t>Tahap 5 — Public catalog Livewire (30 menit)</w:t>
       </w:r>
     </w:p>
     <w:p>
@@ -4861,7 +4353,7 @@
           <w:rFonts w:ascii="Aptos Display" w:hAnsi="Aptos Display"/>
           <w:color w:val="FF2D20"/>
         </w:rPr>
-        <w:t>Tahap 6 — Detail menu dan UX modifier (45 menit)</w:t>
+        <w:t>Tahap 6 — Detail menu dan UX modifier (30 menit)</w:t>
       </w:r>
     </w:p>
     <w:p>
@@ -5050,7 +4542,7 @@
           <w:rFonts w:ascii="Aptos Display" w:hAnsi="Aptos Display"/>
           <w:color w:val="FF2D20"/>
         </w:rPr>
-        <w:t>Tahap 7 — Testing dan commit (45 menit)</w:t>
+        <w:t>Tahap 7 — Testing dan commit (30 menit)</w:t>
       </w:r>
     </w:p>
     <w:p>
@@ -5277,60 +4769,82 @@
     <w:p>
       <w:pPr>
         <w:pStyle w:val="CodeHeader"/>
-        <w:shd w:fill="2D2D30"/>
+        <w:keepNext/>
         <w:pBdr>
-          <w:left w:val="single" w:sz="4" w:space="8" w:color="2D2D30"/>
+          <w:left w:val="single" w:sz="12" w:space="8" w:color="B8DDE0"/>
         </w:pBdr>
+        <w:shd w:val="clear" w:color="auto" w:fill="E4EAED"/>
       </w:pPr>
       <w:r>
         <w:rPr>
           <w:rFonts w:ascii="Consolas" w:hAnsi="Consolas"/>
           <w:b/>
-          <w:color w:val="FFFFFF"/>
+          <w:color w:val="262626"/>
           <w:sz w:val="16"/>
         </w:rPr>
-        <w:t>Lokasi: terminal pada root repository kantin-multi-tenant   •   MODUL 7 — TERMINAL   •   BASH</w:t>
+        <w:t xml:space="preserve">Lokasi: terminal pada root repository kantin-multi-tenant   •   MODUL 7 — TERMINAL   •   BASH</w:t>
       </w:r>
     </w:p>
     <w:p>
       <w:pPr>
         <w:pStyle w:val="CodeBlock"/>
-        <w:shd w:fill="1E1E1E"/>
         <w:pBdr>
-          <w:left w:val="single" w:sz="4" w:space="8" w:color="1E1E1E"/>
+          <w:left w:val="single" w:sz="12" w:space="8" w:color="B8DDE0"/>
         </w:pBdr>
+        <w:shd w:val="clear" w:color="auto" w:fill="F2F3F7"/>
       </w:pPr>
       <w:r>
         <w:rPr>
           <w:rFonts w:ascii="Consolas" w:hAnsi="Consolas"/>
-          <w:color w:val="4EC9B0"/>
+          <w:b/>
+          <w:color w:val="000080"/>
           <w:sz w:val="16"/>
         </w:rPr>
-        <w:t>php</w:t>
+        <w:t xml:space="preserve">php</w:t>
       </w:r>
       <w:r>
         <w:rPr>
           <w:rFonts w:ascii="Consolas" w:hAnsi="Consolas"/>
-          <w:color w:val="D4D4D4"/>
+          <w:color w:val="262626"/>
           <w:sz w:val="16"/>
         </w:rPr>
         <w:t xml:space="preserve"> artisan test</w:t>
+      </w:r>
+      <w:r>
         <w:br/>
-        <w:t xml:space="preserve">./vendor/bin/pint --test</w:t>
+      </w:r>
+      <w:r>
+        <w:rPr>
+          <w:rFonts w:ascii="Consolas" w:hAnsi="Consolas"/>
+          <w:color w:val="262626"/>
+          <w:sz w:val="16"/>
+        </w:rPr>
+        <w:t xml:space="preserve">./vendor/bin/pint </w:t>
+      </w:r>
+      <w:r>
+        <w:rPr>
+          <w:rFonts w:ascii="Consolas" w:hAnsi="Consolas"/>
+          <w:color w:val="0073E6"/>
+          <w:sz w:val="16"/>
+        </w:rPr>
+        <w:t xml:space="preserve">--test</w:t>
+      </w:r>
+      <w:r>
         <w:br/>
       </w:r>
       <w:r>
         <w:rPr>
           <w:rFonts w:ascii="Consolas" w:hAnsi="Consolas"/>
-          <w:color w:val="4EC9B0"/>
+          <w:b/>
+          <w:color w:val="000080"/>
           <w:sz w:val="16"/>
         </w:rPr>
-        <w:t>npm</w:t>
+        <w:t xml:space="preserve">npm</w:t>
       </w:r>
       <w:r>
         <w:rPr>
           <w:rFonts w:ascii="Consolas" w:hAnsi="Consolas"/>
-          <w:color w:val="D4D4D4"/>
+          <w:color w:val="262626"/>
           <w:sz w:val="16"/>
         </w:rPr>
         <w:t xml:space="preserve"> run build</w:t>
@@ -5611,23 +5125,23 @@
     <w:p>
       <w:pPr>
         <w:pStyle w:val="CodeBlock"/>
-        <w:shd w:fill="1E1E1E" w:val="clear"/>
         <w:pBdr>
-          <w:left w:val="single" w:sz="4" w:space="8" w:color="1E1E1E"/>
+          <w:left w:val="single" w:sz="12" w:space="8" w:color="B8DDE0"/>
         </w:pBdr>
+        <w:shd w:val="clear" w:color="auto" w:fill="F2F3F7"/>
       </w:pPr>
       <w:r>
         <w:rPr>
           <w:rFonts w:ascii="Consolas" w:hAnsi="Consolas"/>
-          <w:color w:val="9CDCFE"/>
+          <w:color w:val="660E7A"/>
           <w:sz w:val="16"/>
         </w:rPr>
-        <w:t>$menus</w:t>
+        <w:t xml:space="preserve">$menus</w:t>
       </w:r>
       <w:r>
         <w:rPr>
           <w:rFonts w:ascii="Consolas" w:hAnsi="Consolas"/>
-          <w:color w:val="D4D4D4"/>
+          <w:color w:val="262626"/>
           <w:sz w:val="16"/>
         </w:rPr>
         <w:t xml:space="preserve"> = </w:t>
@@ -5635,65 +5149,74 @@
       <w:r>
         <w:rPr>
           <w:rFonts w:ascii="Consolas" w:hAnsi="Consolas"/>
-          <w:color w:val="4EC9B0"/>
+          <w:color w:val="267F99"/>
           <w:sz w:val="16"/>
         </w:rPr>
-        <w:t>Menu</w:t>
+        <w:t xml:space="preserve">Menu</w:t>
       </w:r>
       <w:r>
         <w:rPr>
           <w:rFonts w:ascii="Consolas" w:hAnsi="Consolas"/>
-          <w:color w:val="D4D4D4"/>
+          <w:color w:val="262626"/>
           <w:sz w:val="16"/>
         </w:rPr>
-        <w:t>::</w:t>
+        <w:t xml:space="preserve">::</w:t>
       </w:r>
       <w:r>
         <w:rPr>
           <w:rFonts w:ascii="Consolas" w:hAnsi="Consolas"/>
-          <w:color w:val="DCDCAA"/>
+          <w:color w:val="795E26"/>
           <w:sz w:val="16"/>
         </w:rPr>
-        <w:t>withoutGlobalScopes</w:t>
+        <w:t xml:space="preserve">withoutGlobalScopes</w:t>
       </w:r>
       <w:r>
         <w:rPr>
           <w:rFonts w:ascii="Consolas" w:hAnsi="Consolas"/>
-          <w:color w:val="D4D4D4"/>
+          <w:color w:val="262626"/>
           <w:sz w:val="16"/>
         </w:rPr>
-        <w:t>()</w:t>
+        <w:t xml:space="preserve">()</w:t>
+      </w:r>
+      <w:r>
         <w:br/>
+      </w:r>
+      <w:r>
+        <w:rPr>
+          <w:rFonts w:ascii="Consolas" w:hAnsi="Consolas"/>
+          <w:color w:val="262626"/>
+          <w:sz w:val="16"/>
+        </w:rPr>
         <w:t xml:space="preserve">    -&gt;</w:t>
       </w:r>
       <w:r>
         <w:rPr>
           <w:rFonts w:ascii="Consolas" w:hAnsi="Consolas"/>
-          <w:color w:val="DCDCAA"/>
+          <w:color w:val="795E26"/>
           <w:sz w:val="16"/>
         </w:rPr>
-        <w:t>with</w:t>
+        <w:t xml:space="preserve">with</w:t>
       </w:r>
       <w:r>
         <w:rPr>
           <w:rFonts w:ascii="Consolas" w:hAnsi="Consolas"/>
-          <w:color w:val="D4D4D4"/>
+          <w:color w:val="262626"/>
           <w:sz w:val="16"/>
         </w:rPr>
-        <w:t>([</w:t>
+        <w:t xml:space="preserve">([</w:t>
       </w:r>
       <w:r>
         <w:rPr>
           <w:rFonts w:ascii="Consolas" w:hAnsi="Consolas"/>
-          <w:color w:val="CE9178"/>
+          <w:color w:val="00733B"/>
           <w:sz w:val="16"/>
         </w:rPr>
-        <w:t>'tenant:id,display_name'</w:t>
+        <w:t xml:space="preserve">'tenant:id,display_name'</w:t>
       </w:r>
       <w:r>
         <w:rPr>
           <w:rFonts w:ascii="Consolas" w:hAnsi="Consolas"/>
-          <w:color w:val="D4D4D4"/>
+          <w:color w:val="262626"/>
           <w:sz w:val="16"/>
         </w:rPr>
         <w:t xml:space="preserve">, </w:t>
@@ -5701,49 +5224,58 @@
       <w:r>
         <w:rPr>
           <w:rFonts w:ascii="Consolas" w:hAnsi="Consolas"/>
-          <w:color w:val="CE9178"/>
+          <w:color w:val="00733B"/>
           <w:sz w:val="16"/>
         </w:rPr>
-        <w:t>'category:id,name'</w:t>
+        <w:t xml:space="preserve">'category:id,name'</w:t>
       </w:r>
       <w:r>
         <w:rPr>
           <w:rFonts w:ascii="Consolas" w:hAnsi="Consolas"/>
-          <w:color w:val="D4D4D4"/>
+          <w:color w:val="262626"/>
           <w:sz w:val="16"/>
         </w:rPr>
-        <w:t>])</w:t>
+        <w:t xml:space="preserve">])</w:t>
+      </w:r>
+      <w:r>
         <w:br/>
+      </w:r>
+      <w:r>
+        <w:rPr>
+          <w:rFonts w:ascii="Consolas" w:hAnsi="Consolas"/>
+          <w:color w:val="262626"/>
+          <w:sz w:val="16"/>
+        </w:rPr>
         <w:t xml:space="preserve">    -&gt;</w:t>
       </w:r>
       <w:r>
         <w:rPr>
           <w:rFonts w:ascii="Consolas" w:hAnsi="Consolas"/>
-          <w:color w:val="DCDCAA"/>
+          <w:color w:val="795E26"/>
           <w:sz w:val="16"/>
         </w:rPr>
-        <w:t>whereHas</w:t>
+        <w:t xml:space="preserve">whereHas</w:t>
       </w:r>
       <w:r>
         <w:rPr>
           <w:rFonts w:ascii="Consolas" w:hAnsi="Consolas"/>
-          <w:color w:val="D4D4D4"/>
+          <w:color w:val="262626"/>
           <w:sz w:val="16"/>
         </w:rPr>
-        <w:t>(</w:t>
+        <w:t xml:space="preserve">(</w:t>
       </w:r>
       <w:r>
         <w:rPr>
           <w:rFonts w:ascii="Consolas" w:hAnsi="Consolas"/>
-          <w:color w:val="CE9178"/>
+          <w:color w:val="00733B"/>
           <w:sz w:val="16"/>
         </w:rPr>
-        <w:t>'tenant'</w:t>
+        <w:t xml:space="preserve">'tenant'</w:t>
       </w:r>
       <w:r>
         <w:rPr>
           <w:rFonts w:ascii="Consolas" w:hAnsi="Consolas"/>
-          <w:color w:val="D4D4D4"/>
+          <w:color w:val="262626"/>
           <w:sz w:val="16"/>
         </w:rPr>
         <w:t xml:space="preserve">, </w:t>
@@ -5751,15 +5283,16 @@
       <w:r>
         <w:rPr>
           <w:rFonts w:ascii="Consolas" w:hAnsi="Consolas"/>
-          <w:color w:val="569CD6"/>
+          <w:b/>
+          <w:color w:val="000080"/>
           <w:sz w:val="16"/>
         </w:rPr>
-        <w:t>fn</w:t>
+        <w:t xml:space="preserve">fn</w:t>
       </w:r>
       <w:r>
         <w:rPr>
           <w:rFonts w:ascii="Consolas" w:hAnsi="Consolas"/>
-          <w:color w:val="D4D4D4"/>
+          <w:color w:val="262626"/>
           <w:sz w:val="16"/>
         </w:rPr>
         <w:t xml:space="preserve"> (</w:t>
@@ -5767,15 +5300,15 @@
       <w:r>
         <w:rPr>
           <w:rFonts w:ascii="Consolas" w:hAnsi="Consolas"/>
-          <w:color w:val="9CDCFE"/>
+          <w:color w:val="660E7A"/>
           <w:sz w:val="16"/>
         </w:rPr>
-        <w:t>$q</w:t>
+        <w:t xml:space="preserve">$q</w:t>
       </w:r>
       <w:r>
         <w:rPr>
           <w:rFonts w:ascii="Consolas" w:hAnsi="Consolas"/>
-          <w:color w:val="D4D4D4"/>
+          <w:color w:val="262626"/>
           <w:sz w:val="16"/>
         </w:rPr>
         <w:t xml:space="preserve">) =&gt; </w:t>
@@ -5783,48 +5316,141 @@
       <w:r>
         <w:rPr>
           <w:rFonts w:ascii="Consolas" w:hAnsi="Consolas"/>
-          <w:color w:val="9CDCFE"/>
+          <w:color w:val="660E7A"/>
           <w:sz w:val="16"/>
         </w:rPr>
-        <w:t>$q</w:t>
+        <w:t xml:space="preserve">$q</w:t>
+      </w:r>
+      <w:r>
+        <w:br/>
       </w:r>
       <w:r>
         <w:rPr>
           <w:rFonts w:ascii="Consolas" w:hAnsi="Consolas"/>
-          <w:color w:val="D4D4D4"/>
+          <w:color w:val="262626"/>
           <w:sz w:val="16"/>
         </w:rPr>
+        <w:t xml:space="preserve">        -&gt;</w:t>
+      </w:r>
+      <w:r>
+        <w:rPr>
+          <w:rFonts w:ascii="Consolas" w:hAnsi="Consolas"/>
+          <w:color w:val="795E26"/>
+          <w:sz w:val="16"/>
+        </w:rPr>
+        <w:t xml:space="preserve">where</w:t>
+      </w:r>
+      <w:r>
+        <w:rPr>
+          <w:rFonts w:ascii="Consolas" w:hAnsi="Consolas"/>
+          <w:color w:val="262626"/>
+          <w:sz w:val="16"/>
+        </w:rPr>
+        <w:t xml:space="preserve">(</w:t>
+      </w:r>
+      <w:r>
+        <w:rPr>
+          <w:rFonts w:ascii="Consolas" w:hAnsi="Consolas"/>
+          <w:color w:val="00733B"/>
+          <w:sz w:val="16"/>
+        </w:rPr>
+        <w:t xml:space="preserve">'canteen_id'</w:t>
+      </w:r>
+      <w:r>
+        <w:rPr>
+          <w:rFonts w:ascii="Consolas" w:hAnsi="Consolas"/>
+          <w:color w:val="262626"/>
+          <w:sz w:val="16"/>
+        </w:rPr>
+        <w:t xml:space="preserve">, </w:t>
+      </w:r>
+      <w:r>
+        <w:rPr>
+          <w:rFonts w:ascii="Consolas" w:hAnsi="Consolas"/>
+          <w:color w:val="660E7A"/>
+          <w:sz w:val="16"/>
+        </w:rPr>
+        <w:t xml:space="preserve">$this</w:t>
+      </w:r>
+      <w:r>
+        <w:rPr>
+          <w:rFonts w:ascii="Consolas" w:hAnsi="Consolas"/>
+          <w:color w:val="262626"/>
+          <w:sz w:val="16"/>
+        </w:rPr>
+        <w:t xml:space="preserve">-&gt;</w:t>
+      </w:r>
+      <w:r>
+        <w:rPr>
+          <w:rFonts w:ascii="Consolas" w:hAnsi="Consolas"/>
+          <w:color w:val="660E7A"/>
+          <w:sz w:val="16"/>
+        </w:rPr>
+        <w:t xml:space="preserve">canteen</w:t>
+      </w:r>
+      <w:r>
+        <w:rPr>
+          <w:rFonts w:ascii="Consolas" w:hAnsi="Consolas"/>
+          <w:color w:val="262626"/>
+          <w:sz w:val="16"/>
+        </w:rPr>
+        <w:t xml:space="preserve">-&gt;</w:t>
+      </w:r>
+      <w:r>
+        <w:rPr>
+          <w:rFonts w:ascii="Consolas" w:hAnsi="Consolas"/>
+          <w:color w:val="660E7A"/>
+          <w:sz w:val="16"/>
+        </w:rPr>
+        <w:t xml:space="preserve">id</w:t>
+      </w:r>
+      <w:r>
+        <w:rPr>
+          <w:rFonts w:ascii="Consolas" w:hAnsi="Consolas"/>
+          <w:color w:val="262626"/>
+          <w:sz w:val="16"/>
+        </w:rPr>
+        <w:t xml:space="preserve">)</w:t>
+      </w:r>
+      <w:r>
         <w:br/>
+      </w:r>
+      <w:r>
+        <w:rPr>
+          <w:rFonts w:ascii="Consolas" w:hAnsi="Consolas"/>
+          <w:color w:val="262626"/>
+          <w:sz w:val="16"/>
+        </w:rPr>
         <w:t xml:space="preserve">        -&gt;</w:t>
       </w:r>
       <w:r>
         <w:rPr>
           <w:rFonts w:ascii="Consolas" w:hAnsi="Consolas"/>
-          <w:color w:val="DCDCAA"/>
+          <w:color w:val="795E26"/>
           <w:sz w:val="16"/>
         </w:rPr>
-        <w:t>where</w:t>
+        <w:t xml:space="preserve">where</w:t>
       </w:r>
       <w:r>
         <w:rPr>
           <w:rFonts w:ascii="Consolas" w:hAnsi="Consolas"/>
-          <w:color w:val="D4D4D4"/>
+          <w:color w:val="262626"/>
           <w:sz w:val="16"/>
         </w:rPr>
-        <w:t>(</w:t>
+        <w:t xml:space="preserve">(</w:t>
       </w:r>
       <w:r>
         <w:rPr>
           <w:rFonts w:ascii="Consolas" w:hAnsi="Consolas"/>
-          <w:color w:val="CE9178"/>
+          <w:color w:val="00733B"/>
           <w:sz w:val="16"/>
         </w:rPr>
-        <w:t>'canteen_id'</w:t>
+        <w:t xml:space="preserve">'status'</w:t>
       </w:r>
       <w:r>
         <w:rPr>
           <w:rFonts w:ascii="Consolas" w:hAnsi="Consolas"/>
-          <w:color w:val="D4D4D4"/>
+          <w:color w:val="262626"/>
           <w:sz w:val="16"/>
         </w:rPr>
         <w:t xml:space="preserve">, </w:t>
@@ -5832,167 +5458,361 @@
       <w:r>
         <w:rPr>
           <w:rFonts w:ascii="Consolas" w:hAnsi="Consolas"/>
-          <w:color w:val="9CDCFE"/>
+          <w:color w:val="00733B"/>
           <w:sz w:val="16"/>
         </w:rPr>
-        <w:t>$this</w:t>
+        <w:t xml:space="preserve">'active'</w:t>
       </w:r>
       <w:r>
         <w:rPr>
           <w:rFonts w:ascii="Consolas" w:hAnsi="Consolas"/>
-          <w:color w:val="D4D4D4"/>
+          <w:color w:val="262626"/>
           <w:sz w:val="16"/>
         </w:rPr>
-        <w:t>-&gt;canteen-&gt;id)</w:t>
+        <w:t xml:space="preserve">))</w:t>
+      </w:r>
+      <w:r>
         <w:br/>
-        <w:t xml:space="preserve">        -&gt;</w:t>
       </w:r>
       <w:r>
         <w:rPr>
           <w:rFonts w:ascii="Consolas" w:hAnsi="Consolas"/>
-          <w:color w:val="DCDCAA"/>
+          <w:color w:val="262626"/>
           <w:sz w:val="16"/>
         </w:rPr>
-        <w:t>where</w:t>
+        <w:t xml:space="preserve">    -&gt;</w:t>
       </w:r>
       <w:r>
         <w:rPr>
           <w:rFonts w:ascii="Consolas" w:hAnsi="Consolas"/>
-          <w:color w:val="D4D4D4"/>
+          <w:color w:val="795E26"/>
           <w:sz w:val="16"/>
         </w:rPr>
-        <w:t>(</w:t>
+        <w:t xml:space="preserve">where</w:t>
       </w:r>
       <w:r>
         <w:rPr>
           <w:rFonts w:ascii="Consolas" w:hAnsi="Consolas"/>
-          <w:color w:val="CE9178"/>
+          <w:color w:val="262626"/>
           <w:sz w:val="16"/>
         </w:rPr>
-        <w:t>'status'</w:t>
+        <w:t xml:space="preserve">(</w:t>
       </w:r>
       <w:r>
         <w:rPr>
           <w:rFonts w:ascii="Consolas" w:hAnsi="Consolas"/>
-          <w:color w:val="D4D4D4"/>
+          <w:color w:val="00733B"/>
           <w:sz w:val="16"/>
         </w:rPr>
+        <w:t xml:space="preserve">'is_available'</w:t>
+      </w:r>
+      <w:r>
+        <w:rPr>
+          <w:rFonts w:ascii="Consolas" w:hAnsi="Consolas"/>
+          <w:color w:val="262626"/>
+          <w:sz w:val="16"/>
+        </w:rPr>
         <w:t xml:space="preserve">, </w:t>
       </w:r>
       <w:r>
         <w:rPr>
           <w:rFonts w:ascii="Consolas" w:hAnsi="Consolas"/>
-          <w:color w:val="CE9178"/>
+          <w:b/>
+          <w:color w:val="000080"/>
           <w:sz w:val="16"/>
         </w:rPr>
-        <w:t>'active'</w:t>
+        <w:t xml:space="preserve">true</w:t>
       </w:r>
       <w:r>
         <w:rPr>
           <w:rFonts w:ascii="Consolas" w:hAnsi="Consolas"/>
-          <w:color w:val="D4D4D4"/>
+          <w:color w:val="262626"/>
           <w:sz w:val="16"/>
         </w:rPr>
-        <w:t>))</w:t>
+        <w:t xml:space="preserve">)</w:t>
+      </w:r>
+      <w:r>
         <w:br/>
+      </w:r>
+      <w:r>
+        <w:rPr>
+          <w:rFonts w:ascii="Consolas" w:hAnsi="Consolas"/>
+          <w:color w:val="262626"/>
+          <w:sz w:val="16"/>
+        </w:rPr>
         <w:t xml:space="preserve">    -&gt;</w:t>
       </w:r>
       <w:r>
         <w:rPr>
           <w:rFonts w:ascii="Consolas" w:hAnsi="Consolas"/>
-          <w:color w:val="DCDCAA"/>
+          <w:color w:val="795E26"/>
           <w:sz w:val="16"/>
         </w:rPr>
-        <w:t>where</w:t>
+        <w:t xml:space="preserve">when</w:t>
       </w:r>
       <w:r>
         <w:rPr>
           <w:rFonts w:ascii="Consolas" w:hAnsi="Consolas"/>
-          <w:color w:val="D4D4D4"/>
+          <w:color w:val="262626"/>
           <w:sz w:val="16"/>
         </w:rPr>
-        <w:t>(</w:t>
+        <w:t xml:space="preserve">(</w:t>
       </w:r>
       <w:r>
         <w:rPr>
           <w:rFonts w:ascii="Consolas" w:hAnsi="Consolas"/>
-          <w:color w:val="CE9178"/>
+          <w:color w:val="660E7A"/>
           <w:sz w:val="16"/>
         </w:rPr>
-        <w:t>'is_available'</w:t>
+        <w:t xml:space="preserve">$this</w:t>
       </w:r>
       <w:r>
         <w:rPr>
           <w:rFonts w:ascii="Consolas" w:hAnsi="Consolas"/>
-          <w:color w:val="D4D4D4"/>
+          <w:color w:val="262626"/>
           <w:sz w:val="16"/>
         </w:rPr>
+        <w:t xml:space="preserve">-&gt;</w:t>
+      </w:r>
+      <w:r>
+        <w:rPr>
+          <w:rFonts w:ascii="Consolas" w:hAnsi="Consolas"/>
+          <w:color w:val="660E7A"/>
+          <w:sz w:val="16"/>
+        </w:rPr>
+        <w:t xml:space="preserve">tenantId</w:t>
+      </w:r>
+      <w:r>
+        <w:rPr>
+          <w:rFonts w:ascii="Consolas" w:hAnsi="Consolas"/>
+          <w:color w:val="262626"/>
+          <w:sz w:val="16"/>
+        </w:rPr>
+        <w:t xml:space="preserve">,</w:t>
+      </w:r>
+      <w:r>
+        <w:br/>
+      </w:r>
+      <w:r>
+        <w:rPr>
+          <w:rFonts w:ascii="Consolas" w:hAnsi="Consolas"/>
+          <w:color w:val="262626"/>
+          <w:sz w:val="16"/>
+        </w:rPr>
+        <w:t xml:space="preserve">        </w:t>
+      </w:r>
+      <w:r>
+        <w:rPr>
+          <w:rFonts w:ascii="Consolas" w:hAnsi="Consolas"/>
+          <w:b/>
+          <w:color w:val="000080"/>
+          <w:sz w:val="16"/>
+        </w:rPr>
+        <w:t xml:space="preserve">fn</w:t>
+      </w:r>
+      <w:r>
+        <w:rPr>
+          <w:rFonts w:ascii="Consolas" w:hAnsi="Consolas"/>
+          <w:color w:val="262626"/>
+          <w:sz w:val="16"/>
+        </w:rPr>
+        <w:t xml:space="preserve"> (</w:t>
+      </w:r>
+      <w:r>
+        <w:rPr>
+          <w:rFonts w:ascii="Consolas" w:hAnsi="Consolas"/>
+          <w:color w:val="660E7A"/>
+          <w:sz w:val="16"/>
+        </w:rPr>
+        <w:t xml:space="preserve">$q</w:t>
+      </w:r>
+      <w:r>
+        <w:rPr>
+          <w:rFonts w:ascii="Consolas" w:hAnsi="Consolas"/>
+          <w:color w:val="262626"/>
+          <w:sz w:val="16"/>
+        </w:rPr>
+        <w:t xml:space="preserve">) =&gt; </w:t>
+      </w:r>
+      <w:r>
+        <w:rPr>
+          <w:rFonts w:ascii="Consolas" w:hAnsi="Consolas"/>
+          <w:color w:val="660E7A"/>
+          <w:sz w:val="16"/>
+        </w:rPr>
+        <w:t xml:space="preserve">$q</w:t>
+      </w:r>
+      <w:r>
+        <w:rPr>
+          <w:rFonts w:ascii="Consolas" w:hAnsi="Consolas"/>
+          <w:color w:val="262626"/>
+          <w:sz w:val="16"/>
+        </w:rPr>
+        <w:t xml:space="preserve">-&gt;</w:t>
+      </w:r>
+      <w:r>
+        <w:rPr>
+          <w:rFonts w:ascii="Consolas" w:hAnsi="Consolas"/>
+          <w:color w:val="795E26"/>
+          <w:sz w:val="16"/>
+        </w:rPr>
+        <w:t xml:space="preserve">where</w:t>
+      </w:r>
+      <w:r>
+        <w:rPr>
+          <w:rFonts w:ascii="Consolas" w:hAnsi="Consolas"/>
+          <w:color w:val="262626"/>
+          <w:sz w:val="16"/>
+        </w:rPr>
+        <w:t xml:space="preserve">(</w:t>
+      </w:r>
+      <w:r>
+        <w:rPr>
+          <w:rFonts w:ascii="Consolas" w:hAnsi="Consolas"/>
+          <w:color w:val="00733B"/>
+          <w:sz w:val="16"/>
+        </w:rPr>
+        <w:t xml:space="preserve">'tenant_id'</w:t>
+      </w:r>
+      <w:r>
+        <w:rPr>
+          <w:rFonts w:ascii="Consolas" w:hAnsi="Consolas"/>
+          <w:color w:val="262626"/>
+          <w:sz w:val="16"/>
+        </w:rPr>
         <w:t xml:space="preserve">, </w:t>
       </w:r>
       <w:r>
         <w:rPr>
           <w:rFonts w:ascii="Consolas" w:hAnsi="Consolas"/>
-          <w:color w:val="569CD6"/>
+          <w:color w:val="660E7A"/>
           <w:sz w:val="16"/>
         </w:rPr>
-        <w:t>true</w:t>
+        <w:t xml:space="preserve">$this</w:t>
       </w:r>
       <w:r>
         <w:rPr>
           <w:rFonts w:ascii="Consolas" w:hAnsi="Consolas"/>
-          <w:color w:val="D4D4D4"/>
+          <w:color w:val="262626"/>
           <w:sz w:val="16"/>
         </w:rPr>
-        <w:t>)</w:t>
+        <w:t xml:space="preserve">-&gt;</w:t>
+      </w:r>
+      <w:r>
+        <w:rPr>
+          <w:rFonts w:ascii="Consolas" w:hAnsi="Consolas"/>
+          <w:color w:val="660E7A"/>
+          <w:sz w:val="16"/>
+        </w:rPr>
+        <w:t xml:space="preserve">tenantId</w:t>
+      </w:r>
+      <w:r>
+        <w:rPr>
+          <w:rFonts w:ascii="Consolas" w:hAnsi="Consolas"/>
+          <w:color w:val="262626"/>
+          <w:sz w:val="16"/>
+        </w:rPr>
+        <w:t xml:space="preserve">))</w:t>
+      </w:r>
+      <w:r>
         <w:br/>
+      </w:r>
+      <w:r>
+        <w:rPr>
+          <w:rFonts w:ascii="Consolas" w:hAnsi="Consolas"/>
+          <w:color w:val="262626"/>
+          <w:sz w:val="16"/>
+        </w:rPr>
         <w:t xml:space="preserve">    -&gt;</w:t>
       </w:r>
       <w:r>
         <w:rPr>
           <w:rFonts w:ascii="Consolas" w:hAnsi="Consolas"/>
-          <w:color w:val="DCDCAA"/>
+          <w:color w:val="795E26"/>
           <w:sz w:val="16"/>
         </w:rPr>
-        <w:t>when</w:t>
+        <w:t xml:space="preserve">when</w:t>
       </w:r>
       <w:r>
         <w:rPr>
           <w:rFonts w:ascii="Consolas" w:hAnsi="Consolas"/>
-          <w:color w:val="D4D4D4"/>
+          <w:color w:val="262626"/>
           <w:sz w:val="16"/>
         </w:rPr>
-        <w:t>(</w:t>
+        <w:t xml:space="preserve">(</w:t>
       </w:r>
       <w:r>
         <w:rPr>
           <w:rFonts w:ascii="Consolas" w:hAnsi="Consolas"/>
-          <w:color w:val="9CDCFE"/>
+          <w:color w:val="660E7A"/>
           <w:sz w:val="16"/>
         </w:rPr>
-        <w:t>$this</w:t>
+        <w:t xml:space="preserve">$this</w:t>
       </w:r>
       <w:r>
         <w:rPr>
           <w:rFonts w:ascii="Consolas" w:hAnsi="Consolas"/>
-          <w:color w:val="D4D4D4"/>
+          <w:color w:val="262626"/>
           <w:sz w:val="16"/>
         </w:rPr>
-        <w:t>-&gt;tenantId,</w:t>
+        <w:t xml:space="preserve">-&gt;</w:t>
+      </w:r>
+      <w:r>
+        <w:rPr>
+          <w:rFonts w:ascii="Consolas" w:hAnsi="Consolas"/>
+          <w:color w:val="660E7A"/>
+          <w:sz w:val="16"/>
+        </w:rPr>
+        <w:t xml:space="preserve">search</w:t>
+      </w:r>
+      <w:r>
+        <w:rPr>
+          <w:rFonts w:ascii="Consolas" w:hAnsi="Consolas"/>
+          <w:color w:val="262626"/>
+          <w:sz w:val="16"/>
+        </w:rPr>
+        <w:t xml:space="preserve"> !== </w:t>
+      </w:r>
+      <w:r>
+        <w:rPr>
+          <w:rFonts w:ascii="Consolas" w:hAnsi="Consolas"/>
+          <w:color w:val="00733B"/>
+          <w:sz w:val="16"/>
+        </w:rPr>
+        <w:t xml:space="preserve">''</w:t>
+      </w:r>
+      <w:r>
+        <w:rPr>
+          <w:rFonts w:ascii="Consolas" w:hAnsi="Consolas"/>
+          <w:color w:val="262626"/>
+          <w:sz w:val="16"/>
+        </w:rPr>
+        <w:t xml:space="preserve">,</w:t>
+      </w:r>
+      <w:r>
         <w:br/>
+      </w:r>
+      <w:r>
+        <w:rPr>
+          <w:rFonts w:ascii="Consolas" w:hAnsi="Consolas"/>
+          <w:color w:val="262626"/>
+          <w:sz w:val="16"/>
+        </w:rPr>
         <w:t xml:space="preserve">        </w:t>
       </w:r>
       <w:r>
         <w:rPr>
           <w:rFonts w:ascii="Consolas" w:hAnsi="Consolas"/>
-          <w:color w:val="569CD6"/>
+          <w:b/>
+          <w:color w:val="000080"/>
           <w:sz w:val="16"/>
         </w:rPr>
-        <w:t>fn</w:t>
+        <w:t xml:space="preserve">fn</w:t>
       </w:r>
       <w:r>
         <w:rPr>
           <w:rFonts w:ascii="Consolas" w:hAnsi="Consolas"/>
-          <w:color w:val="D4D4D4"/>
+          <w:color w:val="262626"/>
           <w:sz w:val="16"/>
         </w:rPr>
         <w:t xml:space="preserve"> (</w:t>
@@ -6000,15 +5820,15 @@
       <w:r>
         <w:rPr>
           <w:rFonts w:ascii="Consolas" w:hAnsi="Consolas"/>
-          <w:color w:val="9CDCFE"/>
+          <w:color w:val="660E7A"/>
           <w:sz w:val="16"/>
         </w:rPr>
-        <w:t>$q</w:t>
+        <w:t xml:space="preserve">$q</w:t>
       </w:r>
       <w:r>
         <w:rPr>
           <w:rFonts w:ascii="Consolas" w:hAnsi="Consolas"/>
-          <w:color w:val="D4D4D4"/>
+          <w:color w:val="262626"/>
           <w:sz w:val="16"/>
         </w:rPr>
         <w:t xml:space="preserve">) =&gt; </w:t>
@@ -6016,47 +5836,47 @@
       <w:r>
         <w:rPr>
           <w:rFonts w:ascii="Consolas" w:hAnsi="Consolas"/>
-          <w:color w:val="9CDCFE"/>
+          <w:color w:val="660E7A"/>
           <w:sz w:val="16"/>
         </w:rPr>
-        <w:t>$q</w:t>
+        <w:t xml:space="preserve">$q</w:t>
       </w:r>
       <w:r>
         <w:rPr>
           <w:rFonts w:ascii="Consolas" w:hAnsi="Consolas"/>
-          <w:color w:val="D4D4D4"/>
+          <w:color w:val="262626"/>
           <w:sz w:val="16"/>
         </w:rPr>
-        <w:t>-&gt;</w:t>
+        <w:t xml:space="preserve">-&gt;</w:t>
       </w:r>
       <w:r>
         <w:rPr>
           <w:rFonts w:ascii="Consolas" w:hAnsi="Consolas"/>
-          <w:color w:val="DCDCAA"/>
+          <w:color w:val="795E26"/>
           <w:sz w:val="16"/>
         </w:rPr>
-        <w:t>where</w:t>
+        <w:t xml:space="preserve">where</w:t>
       </w:r>
       <w:r>
         <w:rPr>
           <w:rFonts w:ascii="Consolas" w:hAnsi="Consolas"/>
-          <w:color w:val="D4D4D4"/>
+          <w:color w:val="262626"/>
           <w:sz w:val="16"/>
         </w:rPr>
-        <w:t>(</w:t>
+        <w:t xml:space="preserve">(</w:t>
       </w:r>
       <w:r>
         <w:rPr>
           <w:rFonts w:ascii="Consolas" w:hAnsi="Consolas"/>
-          <w:color w:val="CE9178"/>
+          <w:color w:val="00733B"/>
           <w:sz w:val="16"/>
         </w:rPr>
-        <w:t>'tenant_id'</w:t>
+        <w:t xml:space="preserve">'name'</w:t>
       </w:r>
       <w:r>
         <w:rPr>
           <w:rFonts w:ascii="Consolas" w:hAnsi="Consolas"/>
-          <w:color w:val="D4D4D4"/>
+          <w:color w:val="262626"/>
           <w:sz w:val="16"/>
         </w:rPr>
         <w:t xml:space="preserve">, </w:t>
@@ -6064,216 +5884,77 @@
       <w:r>
         <w:rPr>
           <w:rFonts w:ascii="Consolas" w:hAnsi="Consolas"/>
-          <w:color w:val="9CDCFE"/>
+          <w:color w:val="00733B"/>
           <w:sz w:val="16"/>
         </w:rPr>
-        <w:t>$this</w:t>
+        <w:t xml:space="preserve">'like'</w:t>
       </w:r>
       <w:r>
         <w:rPr>
           <w:rFonts w:ascii="Consolas" w:hAnsi="Consolas"/>
-          <w:color w:val="D4D4D4"/>
+          <w:color w:val="262626"/>
           <w:sz w:val="16"/>
         </w:rPr>
-        <w:t>-&gt;tenantId))</w:t>
+        <w:t xml:space="preserve">, </w:t>
+      </w:r>
+      <w:r>
+        <w:rPr>
+          <w:rFonts w:ascii="Consolas" w:hAnsi="Consolas"/>
+          <w:color w:val="00733B"/>
+          <w:sz w:val="16"/>
+        </w:rPr>
+        <w:t xml:space="preserve">"%{$this-&gt;search}%"</w:t>
+      </w:r>
+      <w:r>
+        <w:rPr>
+          <w:rFonts w:ascii="Consolas" w:hAnsi="Consolas"/>
+          <w:color w:val="262626"/>
+          <w:sz w:val="16"/>
+        </w:rPr>
+        <w:t xml:space="preserve">))</w:t>
+      </w:r>
+      <w:r>
         <w:br/>
+      </w:r>
+      <w:r>
+        <w:rPr>
+          <w:rFonts w:ascii="Consolas" w:hAnsi="Consolas"/>
+          <w:color w:val="262626"/>
+          <w:sz w:val="16"/>
+        </w:rPr>
         <w:t xml:space="preserve">    -&gt;</w:t>
       </w:r>
       <w:r>
         <w:rPr>
           <w:rFonts w:ascii="Consolas" w:hAnsi="Consolas"/>
-          <w:color w:val="DCDCAA"/>
+          <w:color w:val="795E26"/>
           <w:sz w:val="16"/>
         </w:rPr>
-        <w:t>when</w:t>
+        <w:t xml:space="preserve">paginate</w:t>
       </w:r>
       <w:r>
         <w:rPr>
           <w:rFonts w:ascii="Consolas" w:hAnsi="Consolas"/>
-          <w:color w:val="D4D4D4"/>
+          <w:color w:val="262626"/>
           <w:sz w:val="16"/>
         </w:rPr>
-        <w:t>(</w:t>
+        <w:t xml:space="preserve">(</w:t>
       </w:r>
       <w:r>
         <w:rPr>
           <w:rFonts w:ascii="Consolas" w:hAnsi="Consolas"/>
-          <w:color w:val="9CDCFE"/>
+          <w:color w:val="0073E6"/>
           <w:sz w:val="16"/>
         </w:rPr>
-        <w:t>$this</w:t>
+        <w:t xml:space="preserve">16</w:t>
       </w:r>
       <w:r>
         <w:rPr>
           <w:rFonts w:ascii="Consolas" w:hAnsi="Consolas"/>
-          <w:color w:val="D4D4D4"/>
+          <w:color w:val="262626"/>
           <w:sz w:val="16"/>
         </w:rPr>
-        <w:t xml:space="preserve">-&gt;search !== </w:t>
-      </w:r>
-      <w:r>
-        <w:rPr>
-          <w:rFonts w:ascii="Consolas" w:hAnsi="Consolas"/>
-          <w:color w:val="CE9178"/>
-          <w:sz w:val="16"/>
-        </w:rPr>
-        <w:t>''</w:t>
-      </w:r>
-      <w:r>
-        <w:rPr>
-          <w:rFonts w:ascii="Consolas" w:hAnsi="Consolas"/>
-          <w:color w:val="D4D4D4"/>
-          <w:sz w:val="16"/>
-        </w:rPr>
-        <w:t>,</w:t>
-        <w:br/>
-        <w:t xml:space="preserve">        </w:t>
-      </w:r>
-      <w:r>
-        <w:rPr>
-          <w:rFonts w:ascii="Consolas" w:hAnsi="Consolas"/>
-          <w:color w:val="569CD6"/>
-          <w:sz w:val="16"/>
-        </w:rPr>
-        <w:t>fn</w:t>
-      </w:r>
-      <w:r>
-        <w:rPr>
-          <w:rFonts w:ascii="Consolas" w:hAnsi="Consolas"/>
-          <w:color w:val="D4D4D4"/>
-          <w:sz w:val="16"/>
-        </w:rPr>
-        <w:t xml:space="preserve"> (</w:t>
-      </w:r>
-      <w:r>
-        <w:rPr>
-          <w:rFonts w:ascii="Consolas" w:hAnsi="Consolas"/>
-          <w:color w:val="9CDCFE"/>
-          <w:sz w:val="16"/>
-        </w:rPr>
-        <w:t>$q</w:t>
-      </w:r>
-      <w:r>
-        <w:rPr>
-          <w:rFonts w:ascii="Consolas" w:hAnsi="Consolas"/>
-          <w:color w:val="D4D4D4"/>
-          <w:sz w:val="16"/>
-        </w:rPr>
-        <w:t xml:space="preserve">) =&gt; </w:t>
-      </w:r>
-      <w:r>
-        <w:rPr>
-          <w:rFonts w:ascii="Consolas" w:hAnsi="Consolas"/>
-          <w:color w:val="9CDCFE"/>
-          <w:sz w:val="16"/>
-        </w:rPr>
-        <w:t>$q</w:t>
-      </w:r>
-      <w:r>
-        <w:rPr>
-          <w:rFonts w:ascii="Consolas" w:hAnsi="Consolas"/>
-          <w:color w:val="D4D4D4"/>
-          <w:sz w:val="16"/>
-        </w:rPr>
-        <w:t>-&gt;</w:t>
-      </w:r>
-      <w:r>
-        <w:rPr>
-          <w:rFonts w:ascii="Consolas" w:hAnsi="Consolas"/>
-          <w:color w:val="DCDCAA"/>
-          <w:sz w:val="16"/>
-        </w:rPr>
-        <w:t>where</w:t>
-      </w:r>
-      <w:r>
-        <w:rPr>
-          <w:rFonts w:ascii="Consolas" w:hAnsi="Consolas"/>
-          <w:color w:val="D4D4D4"/>
-          <w:sz w:val="16"/>
-        </w:rPr>
-        <w:t>(</w:t>
-      </w:r>
-      <w:r>
-        <w:rPr>
-          <w:rFonts w:ascii="Consolas" w:hAnsi="Consolas"/>
-          <w:color w:val="CE9178"/>
-          <w:sz w:val="16"/>
-        </w:rPr>
-        <w:t>'name'</w:t>
-      </w:r>
-      <w:r>
-        <w:rPr>
-          <w:rFonts w:ascii="Consolas" w:hAnsi="Consolas"/>
-          <w:color w:val="D4D4D4"/>
-          <w:sz w:val="16"/>
-        </w:rPr>
-        <w:t xml:space="preserve">, </w:t>
-      </w:r>
-      <w:r>
-        <w:rPr>
-          <w:rFonts w:ascii="Consolas" w:hAnsi="Consolas"/>
-          <w:color w:val="CE9178"/>
-          <w:sz w:val="16"/>
-        </w:rPr>
-        <w:t>'like'</w:t>
-      </w:r>
-      <w:r>
-        <w:rPr>
-          <w:rFonts w:ascii="Consolas" w:hAnsi="Consolas"/>
-          <w:color w:val="D4D4D4"/>
-          <w:sz w:val="16"/>
-        </w:rPr>
-        <w:t xml:space="preserve">, </w:t>
-      </w:r>
-      <w:r>
-        <w:rPr>
-          <w:rFonts w:ascii="Consolas" w:hAnsi="Consolas"/>
-          <w:color w:val="CE9178"/>
-          <w:sz w:val="16"/>
-        </w:rPr>
-        <w:t>"%{$this-&gt;search}%"</w:t>
-      </w:r>
-      <w:r>
-        <w:rPr>
-          <w:rFonts w:ascii="Consolas" w:hAnsi="Consolas"/>
-          <w:color w:val="D4D4D4"/>
-          <w:sz w:val="16"/>
-        </w:rPr>
-        <w:t>))</w:t>
-        <w:br/>
-        <w:t xml:space="preserve">    -&gt;</w:t>
-      </w:r>
-      <w:r>
-        <w:rPr>
-          <w:rFonts w:ascii="Consolas" w:hAnsi="Consolas"/>
-          <w:color w:val="DCDCAA"/>
-          <w:sz w:val="16"/>
-        </w:rPr>
-        <w:t>paginate</w:t>
-      </w:r>
-      <w:r>
-        <w:rPr>
-          <w:rFonts w:ascii="Consolas" w:hAnsi="Consolas"/>
-          <w:color w:val="D4D4D4"/>
-          <w:sz w:val="16"/>
-        </w:rPr>
-        <w:t>(</w:t>
-      </w:r>
-      <w:r>
-        <w:rPr>
-          <w:rFonts w:ascii="Consolas" w:hAnsi="Consolas"/>
-          <w:color w:val="B5CEA8"/>
-          <w:sz w:val="16"/>
-        </w:rPr>
-        <w:t>16</w:t>
-      </w:r>
-      <w:r>
-        <w:rPr>
-          <w:rFonts w:ascii="Consolas" w:hAnsi="Consolas"/>
-          <w:color w:val="D4D4D4"/>
-          <w:sz w:val="16"/>
-        </w:rPr>
-        <w:t>);</w:t>
+        <w:t xml:space="preserve">);</w:t>
       </w:r>
     </w:p>
     <w:p>
@@ -19303,7 +18984,7 @@
     </w:pPr>
     <w:rPr>
       <w:rFonts w:ascii="Consolas" w:hAnsi="Consolas"/>
-      <w:color w:val="D4D4D4"/>
+      <w:color w:val="262626"/>
       <w:sz w:val="16"/>
     </w:rPr>
   </w:style>
@@ -19415,7 +19096,7 @@
     <w:rPr>
       <w:rFonts w:ascii="Consolas" w:hAnsi="Consolas"/>
       <w:b/>
-      <w:color w:val="FFFFFF"/>
+      <w:color w:val="262626"/>
       <w:sz w:val="16"/>
     </w:rPr>
   </w:style>
